--- a/fra/docx/011.content.docx
+++ b/fra/docx/011.content.docx
@@ -19,7 +19,7 @@
         <w:rPr>
           <w:lang w:val="fr_FR" w:bidi="fr_FR"/>
         </w:rPr>
-        <w:t>Resource: Study Notes - Profiles (Tyndale)</w:t>
+        <w:t>Resource: Tyndale Open Study Notes</w:t>
       </w:r>
       <w:r>
         <w:rPr>
@@ -112,7 +112,7 @@
         <w:rPr>
           <w:lang w:val="fr_FR" w:bidi="fr_FR"/>
         </w:rPr>
-        <w:t>Study Notes - Profiles (Tyndale)</w:t>
+        <w:t>Tyndale Open Study Notes</w:t>
       </w:r>
     </w:p>
     <w:p>
@@ -150,26 +150,6 @@
           <w:lang w:val="fr_FR" w:bidi="fr_FR"/>
         </w:rPr>
         <w:t>L</w:t>
-      </w:r>
-      <w:r>
-        <w:rPr>
-          <w:lang w:val="fr_FR" w:bidi="fr_FR"/>
-        </w:rPr>
-      </w:r>
-    </w:p>
-    <w:p>
-      <w:pPr/>
-      <w:r>
-        <w:rPr>
-          <w:lang w:val="fr_FR" w:bidi="fr_FR"/>
-        </w:rPr>
-      </w:r>
-      <w:r>
-        <w:rPr>
-          <w:i/>
-          <w:lang w:val="fr_FR" w:bidi="fr_FR"/>
-        </w:rPr>
-        <w:t>L'Église de Rome, La civilisation grecque, Le fils de l'homme, Le Sanhédrin, Léa, Les Amalécites, Les Mèdes et les Perses, Les Pharisiens, Les Philistins, Les Sadducéens, Lot, Luc</w:t>
       </w:r>
       <w:r>
         <w:rPr>

--- a/fra/docx/011.content.docx
+++ b/fra/docx/011.content.docx
@@ -212,7 +212,7 @@
         <w:rPr>
           <w:lang w:val="fr_FR" w:bidi="fr_FR"/>
         </w:rPr>
-        <w:t>L'Église de Rome</w:t>
+        <w:t>La civilisation grecque</w:t>
       </w:r>
       <w:r>
         <w:rPr>
@@ -231,586 +231,237 @@
         <w:rPr>
           <w:lang w:val="fr_FR" w:bidi="fr_FR"/>
         </w:rPr>
-        <w:t>Les détails exacts de la fondation de l'église à Rome restent obscurs. La ville comptait une importante population juive, et certains de ces Juifs, présents à Jérusalem lors de la Pentecôte (</w:t>
+        <w:t>La civilisation grecque joua un rôle majeur dans le monde antique et sa culture influença profondément le monde à l'époque de la naissance de Jésus et de la rédaction du Nouveau Testament.</w:t>
+      </w:r>
+    </w:p>
+    <w:p>
+      <w:pPr>
+        <w:pStyle w:val="Heading4"/>
+      </w:pPr>
+      <w:r>
+        <w:rPr>
+          <w:lang w:val="fr_FR" w:bidi="fr_FR"/>
+        </w:rPr>
+        <w:t>La civilisation mycénienne (1 450 à 1 200 av. J.‑C.)</w:t>
+      </w:r>
+    </w:p>
+    <w:p>
+      <w:pPr/>
+      <w:r>
+        <w:rPr>
+          <w:lang w:val="fr_FR" w:bidi="fr_FR"/>
+        </w:rPr>
+      </w:r>
+      <w:r>
+        <w:rPr>
+          <w:lang w:val="fr_FR" w:bidi="fr_FR"/>
+        </w:rPr>
+        <w:t xml:space="preserve">Les Mycéniens vécurent durant l’« âge héroïque », entre 1 450 et 1 200 av. J.‑C. Cette période vit naître de nombreuses légendes sur des héros et de grandes batailles, contées plus tard par Homère dans ses épopées. Basée à Mycènes, à environ cinquante kilomètres au sud de Corinthe, cette civilisation très forte en commerce et redoutable sur le plan militaire. </w:t>
+      </w:r>
+    </w:p>
+    <w:p>
+      <w:pPr/>
+      <w:r>
+        <w:rPr>
+          <w:lang w:val="fr_FR" w:bidi="fr_FR"/>
+        </w:rPr>
+      </w:r>
+      <w:r>
+        <w:rPr>
+          <w:lang w:val="fr_FR" w:bidi="fr_FR"/>
+        </w:rPr>
+        <w:t>C’est durant cette époque que naquirent les premiers dieux et mythes grecs, les documents mycéniens étant rédigés en linéaire B, un système d'écriture syllabique.</w:t>
+      </w:r>
+    </w:p>
+    <w:p>
+      <w:pPr/>
+      <w:r>
+        <w:rPr>
+          <w:lang w:val="fr_FR" w:bidi="fr_FR"/>
+        </w:rPr>
+      </w:r>
+      <w:r>
+        <w:rPr>
+          <w:lang w:val="fr_FR" w:bidi="fr_FR"/>
+        </w:rPr>
+        <w:t xml:space="preserve">Cette civilisation prit fin de manière violente vers 1200 av. J.-C., victime des envahisseurs grecs doriens, marquant le début des « </w:t>
+      </w:r>
+      <w:r>
+        <w:rPr>
+          <w:lang w:val="fr_FR" w:bidi="fr_FR"/>
+        </w:rPr>
+        <w:t xml:space="preserve">siècles obscurs </w:t>
+      </w:r>
+      <w:r>
+        <w:rPr>
+          <w:lang w:val="fr_FR" w:bidi="fr_FR"/>
+        </w:rPr>
+        <w:t>». Ce fut une période durant laquelle l'écriture Linéaire B disparut, laissant place à une époque sans documents écrits.</w:t>
+      </w:r>
+    </w:p>
+    <w:p>
+      <w:pPr>
+        <w:pStyle w:val="Heading4"/>
+      </w:pPr>
+      <w:r>
+        <w:rPr>
+          <w:lang w:val="fr_FR" w:bidi="fr_FR"/>
+        </w:rPr>
+        <w:t>L'époque archaïque, les cités-États (850–546 av. J.‑C.)</w:t>
+      </w:r>
+    </w:p>
+    <w:p>
+      <w:pPr/>
+      <w:r>
+        <w:rPr>
+          <w:lang w:val="fr_FR" w:bidi="fr_FR"/>
+        </w:rPr>
+      </w:r>
+      <w:r>
+        <w:rPr>
+          <w:lang w:val="fr_FR" w:bidi="fr_FR"/>
+        </w:rPr>
+        <w:t xml:space="preserve">Peu à peu, les villages et cités grecques s'organisèrent en cités-États qui étendaient leur influence sur de vastes régions. Durant cette période, les Grecs développèrent une identité commune et commencèrent à coopérer, organisant par exemple les premiers Jeux olympiques en 776 av. J.-C. </w:t>
+      </w:r>
+    </w:p>
+    <w:p>
+      <w:pPr/>
+      <w:r>
+        <w:rPr>
+          <w:lang w:val="fr_FR" w:bidi="fr_FR"/>
+        </w:rPr>
+      </w:r>
+      <w:r>
+        <w:rPr>
+          <w:lang w:val="fr_FR" w:bidi="fr_FR"/>
+        </w:rPr>
+        <w:t>Le commerce avec les régions voisines leur permit de rencontrer les Phéniciens et d'adopter leur système d'écriture. Homère composa alors l'Iliade et l'Odyssée, relatant les exploits et les mythes de la civilisation mycénienne et de ses dieux.</w:t>
+      </w:r>
+    </w:p>
+    <w:p>
+      <w:pPr/>
+      <w:r>
+        <w:rPr>
+          <w:lang w:val="fr_FR" w:bidi="fr_FR"/>
+        </w:rPr>
+      </w:r>
+      <w:r>
+        <w:rPr>
+          <w:lang w:val="fr_FR" w:bidi="fr_FR"/>
+        </w:rPr>
+        <w:t xml:space="preserve">Les cités-États dépendaient de dirigeants puissants, appelés tyrans (du grec </w:t>
+      </w:r>
+      <w:r>
+        <w:rPr>
+          <w:i/>
+          <w:lang w:val="fr_FR" w:bidi="fr_FR"/>
+        </w:rPr>
+        <w:t>tyrannos)</w:t>
+      </w:r>
+      <w:r>
+        <w:rPr>
+          <w:lang w:val="fr_FR" w:bidi="fr_FR"/>
+        </w:rPr>
+        <w:t>, qui, par leur autorité, maintenaient l'ordre et la paix. Plusieurs régions élaborèrent des constitutions, définissant ainsi des règles claires pour la gouvernance. À Athènes, le Conseil de l'Aréopage exerçait le pouvoir dans une forme d'oligarchie, avant que des réformes apportées par Solon ne fassent émerger une démocratie où les citoyens pouvaient participer activement aux décisions.</w:t>
+      </w:r>
+    </w:p>
+    <w:p>
+      <w:pPr>
+        <w:pStyle w:val="Heading4"/>
+      </w:pPr>
+      <w:r>
+        <w:rPr>
+          <w:lang w:val="fr_FR" w:bidi="fr_FR"/>
+        </w:rPr>
+        <w:t>Les guerres médiques, la période classique (546 à 336 av. J.‑C.)</w:t>
+      </w:r>
+    </w:p>
+    <w:p>
+      <w:pPr/>
+      <w:r>
+        <w:rPr>
+          <w:lang w:val="fr_FR" w:bidi="fr_FR"/>
+        </w:rPr>
+      </w:r>
+      <w:r>
+        <w:rPr>
+          <w:lang w:val="fr_FR" w:bidi="fr_FR"/>
+        </w:rPr>
+        <w:t xml:space="preserve">En 546 av. J.-C., Cyrus le Grand de Perse s'empara des colonies grecques d'Asie Mineure. Vers 500 av. J.-C., l'Ionie tenta une révolte, qui échoua, poussant Darius </w:t>
+      </w:r>
+      <w:r>
+        <w:rPr>
+          <w:lang w:val="fr_FR" w:bidi="fr_FR"/>
+        </w:rPr>
+        <w:t>I</w:t>
+      </w:r>
+      <w:r>
+        <w:rPr>
+          <w:vertAlign w:val="superscript"/>
+          <w:lang w:val="fr_FR" w:bidi="fr_FR"/>
+        </w:rPr>
+        <w:t>er</w:t>
+      </w:r>
+      <w:r>
+        <w:rPr>
+          <w:lang w:val="fr_FR" w:bidi="fr_FR"/>
+        </w:rPr>
+        <w:t xml:space="preserve"> à envahir le continent grec en 492 av. J.-C.</w:t>
+      </w:r>
+    </w:p>
+    <w:p>
+      <w:pPr/>
+      <w:r>
+        <w:rPr>
+          <w:lang w:val="fr_FR" w:bidi="fr_FR"/>
+        </w:rPr>
+      </w:r>
+      <w:r>
+        <w:rPr>
+          <w:lang w:val="fr_FR" w:bidi="fr_FR"/>
+        </w:rPr>
+        <w:t>Durant les guerres qui suivirent, bien que souvent en infériorité numérique, les Grecs firent preuve de stratégie pour déjouer les Perses. La bataille de Marathon, en 490 av. J.-C., vit les Grecs infliger une défaite décisive aux Perses. Dix ans plus tard, l'armée perse de Xerxès traversa l'Hellespont, et leur grande flotte entra dans les eaux grecques. Les Perses brûlèrent Athènes, mais les Grecs l'emportèrent finalement et Xerxès se retira.</w:t>
+      </w:r>
+    </w:p>
+    <w:p>
+      <w:pPr/>
+      <w:r>
+        <w:rPr>
+          <w:lang w:val="fr_FR" w:bidi="fr_FR"/>
+        </w:rPr>
+      </w:r>
+      <w:r>
+        <w:rPr>
+          <w:lang w:val="fr_FR" w:bidi="fr_FR"/>
+        </w:rPr>
+        <w:t>Après la fin des guerres médiques, Athènes fut reconstruite et entra dans une période de grandeur. Sous la direction de Périclès, elle établit une démocratie complète, construisit de majestueuses structures sur l'Acropole, et accrut sa puissance maritime et sa richesse, marquant ainsi un âge d'or dans les arts, la pensée, la littérature et l'architecture.</w:t>
+      </w:r>
+    </w:p>
+    <w:p>
+      <w:pPr>
+        <w:pStyle w:val="Heading4"/>
+      </w:pPr>
+      <w:r>
+        <w:rPr>
+          <w:lang w:val="fr_FR" w:bidi="fr_FR"/>
+        </w:rPr>
+        <w:t>L'empire macédonien, l'époque hellénistique (336–146 av. J.‑C.)</w:t>
+      </w:r>
+    </w:p>
+    <w:p>
+      <w:pPr/>
+      <w:r>
+        <w:rPr>
+          <w:lang w:val="fr_FR" w:bidi="fr_FR"/>
+        </w:rPr>
+      </w:r>
+      <w:r>
+        <w:rPr>
+          <w:lang w:val="fr_FR" w:bidi="fr_FR"/>
+        </w:rPr>
+        <w:t xml:space="preserve">Philippe II de Macédoine, animé par le désir de bâtir un empire, vainquit Athènes et Thèbes en 338 av. J.-C. et unifia la Grèce sous l'Empire macédonien. À l'assassinat de Philippe en 336 av. J.-C., son fils Alexandre prit le pouvoir. En 335 av. J.-C., Alexandre écrasa Thèbes, puis conquit rapidement Babylone et la Perse (voir </w:t>
       </w:r>
       <w:hyperlink r:id="rId13">
-        <w:r>
-          <w:rPr>
-            <w:lang w:val="fr_FR" w:bidi="fr_FR"/>
-          </w:rPr>
-          <w:rPr>
-            <w:color w:val="0000EE"/>
-            <w:u w:val="single"/>
-          </w:rPr>
-          <w:t>Ac 2.10</w:t>
-        </w:r>
-      </w:hyperlink>
-      <w:r>
-        <w:rPr>
-          <w:lang w:val="fr_FR" w:bidi="fr_FR"/>
-        </w:rPr>
-        <w:t>), auraient été convertis au christianisme et auraient ramené le message de Jésus à Rome. Cela aurait ainsi donné naissance à une communauté chrétienne au sein des synagogues romaines.</w:t>
-      </w:r>
-    </w:p>
-    <w:p>
-      <w:pPr/>
-      <w:r>
-        <w:rPr>
-          <w:lang w:val="fr_FR" w:bidi="fr_FR"/>
-        </w:rPr>
-      </w:r>
-      <w:r>
-        <w:rPr>
-          <w:lang w:val="fr_FR" w:bidi="fr_FR"/>
-        </w:rPr>
-        <w:t>Il est peu probable que Pierre ait lui-même fondé l'église de Rome, ou qu'il y ait été au moment où Paul écrivit sa lettre aux chrétiens romains vers 57 après J.-C. Si c'était le cas, Paul l'aurait sûrement mentionné dans ses lettres. Ainsi, Paul rédigea cette lettre afin d'offrir des conseils apostoliques à l'église de Rome, qui, en l'absence d'une direction directe d'un apôtre, devait être guidée comme celles qu'il avait fondées (par exemple à Corinthe et en Galatie) ou comme celles qui ne bénéficiaient pas d'une direction apostolique directe, telles que Colosses et Rome.</w:t>
-      </w:r>
-    </w:p>
-    <w:p>
-      <w:pPr/>
-      <w:r>
-        <w:rPr>
-          <w:lang w:val="fr_FR" w:bidi="fr_FR"/>
-        </w:rPr>
-      </w:r>
-      <w:r>
-        <w:rPr>
-          <w:lang w:val="fr_FR" w:bidi="fr_FR"/>
-        </w:rPr>
-        <w:t>Comme en d'autres endroits, il est probable que les Juifs non-chrétiens de Rome expulsèrent les Juifs chrétiens des synagogues, de sorte que lorsque Paul écrivit aux Romains, les croyants se réunissaient au sein de maisons privées (</w:t>
-      </w:r>
-      <w:hyperlink r:id="rId14">
-        <w:r>
-          <w:rPr>
-            <w:lang w:val="fr_FR" w:bidi="fr_FR"/>
-          </w:rPr>
-          <w:rPr>
-            <w:color w:val="0000EE"/>
-            <w:u w:val="single"/>
-          </w:rPr>
-          <w:t>Rm 16.5</w:t>
-        </w:r>
-      </w:hyperlink>
-      <w:r>
-        <w:rPr>
-          <w:lang w:val="fr_FR" w:bidi="fr_FR"/>
-        </w:rPr>
-        <w:t xml:space="preserve">, </w:t>
-      </w:r>
-      <w:hyperlink r:id="rId15">
-        <w:r>
-          <w:rPr>
-            <w:lang w:val="fr_FR" w:bidi="fr_FR"/>
-          </w:rPr>
-          <w:rPr>
-            <w:color w:val="0000EE"/>
-            <w:u w:val="single"/>
-          </w:rPr>
-          <w:t>10–11</w:t>
-        </w:r>
-      </w:hyperlink>
-      <w:r>
-        <w:rPr>
-          <w:lang w:val="fr_FR" w:bidi="fr_FR"/>
-        </w:rPr>
-        <w:t xml:space="preserve">, </w:t>
-      </w:r>
-      <w:hyperlink r:id="rId16">
-        <w:r>
-          <w:rPr>
-            <w:lang w:val="fr_FR" w:bidi="fr_FR"/>
-          </w:rPr>
-          <w:rPr>
-            <w:color w:val="0000EE"/>
-            <w:u w:val="single"/>
-          </w:rPr>
-          <w:t>15</w:t>
-        </w:r>
-      </w:hyperlink>
-      <w:r>
-        <w:rPr>
-          <w:lang w:val="fr_FR" w:bidi="fr_FR"/>
-        </w:rPr>
-        <w:t>). Il n'y avait pas de bâtiment central et on ne sait donc pas si tous les croyants de Rome parvenaient à se réunir en un même lieu.</w:t>
-      </w:r>
-    </w:p>
-    <w:p>
-      <w:pPr/>
-      <w:r>
-        <w:rPr>
-          <w:lang w:val="fr_FR" w:bidi="fr_FR"/>
-        </w:rPr>
-      </w:r>
-      <w:r>
-        <w:rPr>
-          <w:lang w:val="fr_FR" w:bidi="fr_FR"/>
-        </w:rPr>
-        <w:t>Lorsque Claude expulsa les Juifs de Rome vers 49 après J.-C., des chrétiens d'origine juive tels que Priscille et Aquilas durent également partir (</w:t>
-      </w:r>
-      <w:hyperlink r:id="rId17">
-        <w:r>
-          <w:rPr>
-            <w:lang w:val="fr_FR" w:bidi="fr_FR"/>
-          </w:rPr>
-          <w:rPr>
-            <w:color w:val="0000EE"/>
-            <w:u w:val="single"/>
-          </w:rPr>
-          <w:t>Ac 18.2</w:t>
-        </w:r>
-      </w:hyperlink>
-      <w:r>
-        <w:rPr>
-          <w:lang w:val="fr_FR" w:bidi="fr_FR"/>
-        </w:rPr>
-        <w:t>). Ce départ contribua à ce que l'église de Rome se dirige peu à peu vers les païens. Lorsque les Juifs revinrent peu après la mort de Claude en 54 après J.-C., des questions (voire des conflits) émergèrent entre les chrétiens d'origine juive et d'origine païenne. Paul pourrait avoir écrit sa lettre aux Romains pour discuter de ces problèmes pouvant émerger dans un tel groupe mixte.</w:t>
-      </w:r>
-    </w:p>
-    <w:p>
-      <w:pPr/>
-      <w:r>
-        <w:rPr>
-          <w:lang w:val="fr_FR" w:bidi="fr_FR"/>
-        </w:rPr>
-      </w:r>
-      <w:r>
-        <w:rPr>
-          <w:lang w:val="fr_FR" w:bidi="fr_FR"/>
-        </w:rPr>
-        <w:t xml:space="preserve">Comme le montre </w:t>
-      </w:r>
-      <w:hyperlink r:id="rId18">
-        <w:r>
-          <w:rPr>
-            <w:lang w:val="fr_FR" w:bidi="fr_FR"/>
-          </w:rPr>
-          <w:rPr>
-            <w:color w:val="0000EE"/>
-            <w:u w:val="single"/>
-          </w:rPr>
-          <w:t>Rm 16</w:t>
-        </w:r>
-      </w:hyperlink>
-      <w:r>
-        <w:rPr>
-          <w:lang w:val="fr_FR" w:bidi="fr_FR"/>
-        </w:rPr>
-        <w:t>, Paul avait déjà tissé de nombreuses amitiés dans l'église de Rome. Au printemps de l'an 60 après J.-C., environ deux ans après la rédaction de sa lettre, il eut enfin l'occasion de se rendre à Rome, un désir qu'il exprimait fréquemment (</w:t>
-      </w:r>
-      <w:hyperlink r:id="rId19">
-        <w:r>
-          <w:rPr>
-            <w:lang w:val="fr_FR" w:bidi="fr_FR"/>
-          </w:rPr>
-          <w:rPr>
-            <w:color w:val="0000EE"/>
-            <w:u w:val="single"/>
-          </w:rPr>
-          <w:t>Ac 19.21</w:t>
-        </w:r>
-      </w:hyperlink>
-      <w:r>
-        <w:rPr>
-          <w:lang w:val="fr_FR" w:bidi="fr_FR"/>
-        </w:rPr>
-        <w:t xml:space="preserve"> ; </w:t>
-      </w:r>
-      <w:hyperlink r:id="rId20">
-        <w:r>
-          <w:rPr>
-            <w:lang w:val="fr_FR" w:bidi="fr_FR"/>
-          </w:rPr>
-          <w:rPr>
-            <w:color w:val="0000EE"/>
-            <w:u w:val="single"/>
-          </w:rPr>
-          <w:t>Rm 1.13–15</w:t>
-        </w:r>
-      </w:hyperlink>
-      <w:r>
-        <w:rPr>
-          <w:lang w:val="fr_FR" w:bidi="fr_FR"/>
-        </w:rPr>
-        <w:t xml:space="preserve">). Il y demeura pendant deux ans, vivant dans une maison surveillée par des soldats romains en attendant son premier procès devant Néron, tout en « </w:t>
-      </w:r>
-      <w:r>
-        <w:rPr>
-          <w:lang w:val="fr_FR" w:bidi="fr_FR"/>
-        </w:rPr>
-        <w:t xml:space="preserve">prêchant le royaume de Dieu et enseignant ce qui concerne le Seigneur Jésus-Christ, en toute liberté et sans obstacle » </w:t>
-      </w:r>
-      <w:r>
-        <w:rPr>
-          <w:lang w:val="fr_FR" w:bidi="fr_FR"/>
-        </w:rPr>
-        <w:t>(</w:t>
-      </w:r>
-      <w:hyperlink r:id="rId21">
-        <w:r>
-          <w:rPr>
-            <w:lang w:val="fr_FR" w:bidi="fr_FR"/>
-          </w:rPr>
-          <w:rPr>
-            <w:color w:val="0000EE"/>
-            <w:u w:val="single"/>
-          </w:rPr>
-          <w:t>Ac 28.30–31</w:t>
-        </w:r>
-      </w:hyperlink>
-      <w:r>
-        <w:rPr>
-          <w:lang w:val="fr_FR" w:bidi="fr_FR"/>
-        </w:rPr>
-        <w:t>).</w:t>
-      </w:r>
-    </w:p>
-    <w:p>
-      <w:pPr/>
-      <w:r>
-        <w:rPr>
-          <w:lang w:val="fr_FR" w:bidi="fr_FR"/>
-        </w:rPr>
-      </w:r>
-      <w:r>
-        <w:rPr>
-          <w:u w:val="single"/>
-          <w:lang w:val="fr_FR" w:bidi="fr_FR"/>
-        </w:rPr>
-        <w:t>Passages pour une étude approfondie</w:t>
-      </w:r>
-    </w:p>
-    <w:p>
-      <w:pPr/>
-      <w:r>
-        <w:rPr>
-          <w:lang w:val="fr_FR" w:bidi="fr_FR"/>
-        </w:rPr>
-      </w:r>
-      <w:hyperlink r:id="rId22">
-        <w:r>
-          <w:rPr>
-            <w:lang w:val="fr_FR" w:bidi="fr_FR"/>
-          </w:rPr>
-          <w:rPr>
-            <w:color w:val="0000EE"/>
-            <w:u w:val="single"/>
-          </w:rPr>
-          <w:t>Ac 28.15–31</w:t>
-        </w:r>
-      </w:hyperlink>
-      <w:r>
-        <w:rPr>
-          <w:lang w:val="fr_FR" w:bidi="fr_FR"/>
-        </w:rPr>
-        <w:t xml:space="preserve"> ; </w:t>
-      </w:r>
-      <w:hyperlink r:id="rId20">
-        <w:r>
-          <w:rPr>
-            <w:lang w:val="fr_FR" w:bidi="fr_FR"/>
-          </w:rPr>
-          <w:rPr>
-            <w:color w:val="0000EE"/>
-            <w:u w:val="single"/>
-          </w:rPr>
-          <w:t>Rm 1.13–15</w:t>
-        </w:r>
-      </w:hyperlink>
-      <w:r>
-        <w:rPr>
-          <w:lang w:val="fr_FR" w:bidi="fr_FR"/>
-        </w:rPr>
-        <w:t xml:space="preserve"> ; </w:t>
-      </w:r>
-      <w:hyperlink r:id="rId23">
-        <w:r>
-          <w:rPr>
-            <w:lang w:val="fr_FR" w:bidi="fr_FR"/>
-          </w:rPr>
-          <w:rPr>
-            <w:color w:val="0000EE"/>
-            <w:u w:val="single"/>
-          </w:rPr>
-          <w:t>16.1–16</w:t>
-        </w:r>
-      </w:hyperlink>
-      <w:r>
-        <w:rPr>
-          <w:lang w:val="fr_FR" w:bidi="fr_FR"/>
-        </w:rPr>
-      </w:r>
-      <w:r>
-        <w:rPr>
-          <w:lang w:val="fr_FR" w:bidi="fr_FR"/>
-        </w:rPr>
-      </w:r>
-    </w:p>
-    <w:p>
-      <w:pPr/>
-      <w:r>
-        <w:rPr>
-          <w:lang w:val="fr_FR" w:bidi="fr_FR"/>
-        </w:rPr>
-      </w:r>
-    </w:p>
-    <w:p>
-      <w:pPr>
-        <w:pStyle w:val="Heading2"/>
-      </w:pPr>
-      <w:r>
-        <w:rPr>
-          <w:lang w:val="fr_FR" w:bidi="fr_FR"/>
-        </w:rPr>
-        <w:t>La civilisation grecque</w:t>
-      </w:r>
-      <w:r>
-        <w:rPr>
-          <w:lang w:val="fr_FR" w:bidi="fr_FR"/>
-        </w:rPr>
-      </w:r>
-    </w:p>
-    <w:p>
-      <w:pPr/>
-      <w:r>
-        <w:rPr>
-          <w:lang w:val="fr_FR" w:bidi="fr_FR"/>
-        </w:rPr>
-      </w:r>
-      <w:r>
-        <w:rPr>
-          <w:lang w:val="fr_FR" w:bidi="fr_FR"/>
-        </w:rPr>
-        <w:t>La civilisation grecque joua un rôle majeur dans le monde antique et sa culture influença profondément le monde à l'époque de la naissance de Jésus et de la rédaction du Nouveau Testament.</w:t>
-      </w:r>
-    </w:p>
-    <w:p>
-      <w:pPr>
-        <w:pStyle w:val="Heading4"/>
-      </w:pPr>
-      <w:r>
-        <w:rPr>
-          <w:lang w:val="fr_FR" w:bidi="fr_FR"/>
-        </w:rPr>
-        <w:t>La civilisation mycénienne (1 450 à 1 200 av. J.‑C.)</w:t>
-      </w:r>
-    </w:p>
-    <w:p>
-      <w:pPr/>
-      <w:r>
-        <w:rPr>
-          <w:lang w:val="fr_FR" w:bidi="fr_FR"/>
-        </w:rPr>
-      </w:r>
-      <w:r>
-        <w:rPr>
-          <w:lang w:val="fr_FR" w:bidi="fr_FR"/>
-        </w:rPr>
-        <w:t xml:space="preserve">Les Mycéniens vécurent durant l’« âge héroïque », entre 1 450 et 1 200 av. J.‑C. Cette période vit naître de nombreuses légendes sur des héros et de grandes batailles, contées plus tard par Homère dans ses épopées. Basée à Mycènes, à environ cinquante kilomètres au sud de Corinthe, cette civilisation très forte en commerce et redoutable sur le plan militaire. </w:t>
-      </w:r>
-    </w:p>
-    <w:p>
-      <w:pPr/>
-      <w:r>
-        <w:rPr>
-          <w:lang w:val="fr_FR" w:bidi="fr_FR"/>
-        </w:rPr>
-      </w:r>
-      <w:r>
-        <w:rPr>
-          <w:lang w:val="fr_FR" w:bidi="fr_FR"/>
-        </w:rPr>
-        <w:t>C’est durant cette époque que naquirent les premiers dieux et mythes grecs, les documents mycéniens étant rédigés en linéaire B, un système d'écriture syllabique.</w:t>
-      </w:r>
-    </w:p>
-    <w:p>
-      <w:pPr/>
-      <w:r>
-        <w:rPr>
-          <w:lang w:val="fr_FR" w:bidi="fr_FR"/>
-        </w:rPr>
-      </w:r>
-      <w:r>
-        <w:rPr>
-          <w:lang w:val="fr_FR" w:bidi="fr_FR"/>
-        </w:rPr>
-        <w:t xml:space="preserve">Cette civilisation prit fin de manière violente vers 1200 av. J.-C., victime des envahisseurs grecs doriens, marquant le début des « </w:t>
-      </w:r>
-      <w:r>
-        <w:rPr>
-          <w:lang w:val="fr_FR" w:bidi="fr_FR"/>
-        </w:rPr>
-        <w:t xml:space="preserve">siècles obscurs </w:t>
-      </w:r>
-      <w:r>
-        <w:rPr>
-          <w:lang w:val="fr_FR" w:bidi="fr_FR"/>
-        </w:rPr>
-        <w:t>». Ce fut une période durant laquelle l'écriture Linéaire B disparut, laissant place à une époque sans documents écrits.</w:t>
-      </w:r>
-    </w:p>
-    <w:p>
-      <w:pPr>
-        <w:pStyle w:val="Heading4"/>
-      </w:pPr>
-      <w:r>
-        <w:rPr>
-          <w:lang w:val="fr_FR" w:bidi="fr_FR"/>
-        </w:rPr>
-        <w:t>L'époque archaïque, les cités-États (850–546 av. J.‑C.)</w:t>
-      </w:r>
-    </w:p>
-    <w:p>
-      <w:pPr/>
-      <w:r>
-        <w:rPr>
-          <w:lang w:val="fr_FR" w:bidi="fr_FR"/>
-        </w:rPr>
-      </w:r>
-      <w:r>
-        <w:rPr>
-          <w:lang w:val="fr_FR" w:bidi="fr_FR"/>
-        </w:rPr>
-        <w:t xml:space="preserve">Peu à peu, les villages et cités grecques s'organisèrent en cités-États qui étendaient leur influence sur de vastes régions. Durant cette période, les Grecs développèrent une identité commune et commencèrent à coopérer, organisant par exemple les premiers Jeux olympiques en 776 av. J.-C. </w:t>
-      </w:r>
-    </w:p>
-    <w:p>
-      <w:pPr/>
-      <w:r>
-        <w:rPr>
-          <w:lang w:val="fr_FR" w:bidi="fr_FR"/>
-        </w:rPr>
-      </w:r>
-      <w:r>
-        <w:rPr>
-          <w:lang w:val="fr_FR" w:bidi="fr_FR"/>
-        </w:rPr>
-        <w:t>Le commerce avec les régions voisines leur permit de rencontrer les Phéniciens et d'adopter leur système d'écriture. Homère composa alors l'Iliade et l'Odyssée, relatant les exploits et les mythes de la civilisation mycénienne et de ses dieux.</w:t>
-      </w:r>
-    </w:p>
-    <w:p>
-      <w:pPr/>
-      <w:r>
-        <w:rPr>
-          <w:lang w:val="fr_FR" w:bidi="fr_FR"/>
-        </w:rPr>
-      </w:r>
-      <w:r>
-        <w:rPr>
-          <w:lang w:val="fr_FR" w:bidi="fr_FR"/>
-        </w:rPr>
-        <w:t xml:space="preserve">Les cités-États dépendaient de dirigeants puissants, appelés tyrans (du grec </w:t>
-      </w:r>
-      <w:r>
-        <w:rPr>
-          <w:i/>
-          <w:lang w:val="fr_FR" w:bidi="fr_FR"/>
-        </w:rPr>
-        <w:t>tyrannos)</w:t>
-      </w:r>
-      <w:r>
-        <w:rPr>
-          <w:lang w:val="fr_FR" w:bidi="fr_FR"/>
-        </w:rPr>
-        <w:t>, qui, par leur autorité, maintenaient l'ordre et la paix. Plusieurs régions élaborèrent des constitutions, définissant ainsi des règles claires pour la gouvernance. À Athènes, le Conseil de l'Aréopage exerçait le pouvoir dans une forme d'oligarchie, avant que des réformes apportées par Solon ne fassent émerger une démocratie où les citoyens pouvaient participer activement aux décisions.</w:t>
-      </w:r>
-    </w:p>
-    <w:p>
-      <w:pPr>
-        <w:pStyle w:val="Heading4"/>
-      </w:pPr>
-      <w:r>
-        <w:rPr>
-          <w:lang w:val="fr_FR" w:bidi="fr_FR"/>
-        </w:rPr>
-        <w:t>Les guerres médiques, la période classique (546 à 336 av. J.‑C.)</w:t>
-      </w:r>
-    </w:p>
-    <w:p>
-      <w:pPr/>
-      <w:r>
-        <w:rPr>
-          <w:lang w:val="fr_FR" w:bidi="fr_FR"/>
-        </w:rPr>
-      </w:r>
-      <w:r>
-        <w:rPr>
-          <w:lang w:val="fr_FR" w:bidi="fr_FR"/>
-        </w:rPr>
-        <w:t xml:space="preserve">En 546 av. J.-C., Cyrus le Grand de Perse s'empara des colonies grecques d'Asie Mineure. Vers 500 av. J.-C., l'Ionie tenta une révolte, qui échoua, poussant Darius </w:t>
-      </w:r>
-      <w:r>
-        <w:rPr>
-          <w:lang w:val="fr_FR" w:bidi="fr_FR"/>
-        </w:rPr>
-        <w:t>I</w:t>
-      </w:r>
-      <w:r>
-        <w:rPr>
-          <w:vertAlign w:val="superscript"/>
-          <w:lang w:val="fr_FR" w:bidi="fr_FR"/>
-        </w:rPr>
-        <w:t>er</w:t>
-      </w:r>
-      <w:r>
-        <w:rPr>
-          <w:lang w:val="fr_FR" w:bidi="fr_FR"/>
-        </w:rPr>
-        <w:t xml:space="preserve"> à envahir le continent grec en 492 av. J.-C.</w:t>
-      </w:r>
-    </w:p>
-    <w:p>
-      <w:pPr/>
-      <w:r>
-        <w:rPr>
-          <w:lang w:val="fr_FR" w:bidi="fr_FR"/>
-        </w:rPr>
-      </w:r>
-      <w:r>
-        <w:rPr>
-          <w:lang w:val="fr_FR" w:bidi="fr_FR"/>
-        </w:rPr>
-        <w:t>Durant les guerres qui suivirent, bien que souvent en infériorité numérique, les Grecs firent preuve de stratégie pour déjouer les Perses. La bataille de Marathon, en 490 av. J.-C., vit les Grecs infliger une défaite décisive aux Perses. Dix ans plus tard, l'armée perse de Xerxès traversa l'Hellespont, et leur grande flotte entra dans les eaux grecques. Les Perses brûlèrent Athènes, mais les Grecs l'emportèrent finalement et Xerxès se retira.</w:t>
-      </w:r>
-    </w:p>
-    <w:p>
-      <w:pPr/>
-      <w:r>
-        <w:rPr>
-          <w:lang w:val="fr_FR" w:bidi="fr_FR"/>
-        </w:rPr>
-      </w:r>
-      <w:r>
-        <w:rPr>
-          <w:lang w:val="fr_FR" w:bidi="fr_FR"/>
-        </w:rPr>
-        <w:t>Après la fin des guerres médiques, Athènes fut reconstruite et entra dans une période de grandeur. Sous la direction de Périclès, elle établit une démocratie complète, construisit de majestueuses structures sur l'Acropole, et accrut sa puissance maritime et sa richesse, marquant ainsi un âge d'or dans les arts, la pensée, la littérature et l'architecture.</w:t>
-      </w:r>
-    </w:p>
-    <w:p>
-      <w:pPr>
-        <w:pStyle w:val="Heading4"/>
-      </w:pPr>
-      <w:r>
-        <w:rPr>
-          <w:lang w:val="fr_FR" w:bidi="fr_FR"/>
-        </w:rPr>
-        <w:t>L'empire macédonien, l'époque hellénistique (336–146 av. J.‑C.)</w:t>
-      </w:r>
-    </w:p>
-    <w:p>
-      <w:pPr/>
-      <w:r>
-        <w:rPr>
-          <w:lang w:val="fr_FR" w:bidi="fr_FR"/>
-        </w:rPr>
-      </w:r>
-      <w:r>
-        <w:rPr>
-          <w:lang w:val="fr_FR" w:bidi="fr_FR"/>
-        </w:rPr>
-        <w:t xml:space="preserve">Philippe II de Macédoine, animé par le désir de bâtir un empire, vainquit Athènes et Thèbes en 338 av. J.-C. et unifia la Grèce sous l'Empire macédonien. À l'assassinat de Philippe en 336 av. J.-C., son fils Alexandre prit le pouvoir. En 335 av. J.-C., Alexandre écrasa Thèbes, puis conquit rapidement Babylone et la Perse (voir </w:t>
-      </w:r>
-      <w:hyperlink r:id="rId24">
         <w:r>
           <w:rPr>
             <w:lang w:val="fr_FR" w:bidi="fr_FR"/>
@@ -948,6 +599,298 @@
           <w:lang w:val="fr_FR" w:bidi="fr_FR"/>
         </w:rPr>
       </w:r>
+      <w:hyperlink r:id="rId13">
+        <w:r>
+          <w:rPr>
+            <w:lang w:val="fr_FR" w:bidi="fr_FR"/>
+          </w:rPr>
+          <w:rPr>
+            <w:color w:val="0000EE"/>
+            <w:u w:val="single"/>
+          </w:rPr>
+          <w:t>Dn 8.5–8</w:t>
+        </w:r>
+      </w:hyperlink>
+      <w:r>
+        <w:rPr>
+          <w:lang w:val="fr_FR" w:bidi="fr_FR"/>
+        </w:rPr>
+      </w:r>
+      <w:r>
+        <w:rPr>
+          <w:lang w:val="fr_FR" w:bidi="fr_FR"/>
+        </w:rPr>
+      </w:r>
+    </w:p>
+    <w:p>
+      <w:pPr/>
+      <w:r>
+        <w:rPr>
+          <w:lang w:val="fr_FR" w:bidi="fr_FR"/>
+        </w:rPr>
+      </w:r>
+    </w:p>
+    <w:p>
+      <w:pPr>
+        <w:pStyle w:val="Heading2"/>
+      </w:pPr>
+      <w:r>
+        <w:rPr>
+          <w:lang w:val="fr_FR" w:bidi="fr_FR"/>
+        </w:rPr>
+        <w:t>Le fils de l'homme</w:t>
+      </w:r>
+      <w:r>
+        <w:rPr>
+          <w:lang w:val="fr_FR" w:bidi="fr_FR"/>
+        </w:rPr>
+      </w:r>
+    </w:p>
+    <w:p>
+      <w:pPr/>
+      <w:r>
+        <w:rPr>
+          <w:lang w:val="fr_FR" w:bidi="fr_FR"/>
+        </w:rPr>
+      </w:r>
+      <w:r>
+        <w:rPr>
+          <w:lang w:val="fr_FR" w:bidi="fr_FR"/>
+        </w:rPr>
+        <w:t xml:space="preserve">L'expression hébraïque et araméenne « fils de l'homme » désigne premièrement un simple être humain. Cependant, dans </w:t>
+      </w:r>
+      <w:hyperlink r:id="rId14">
+        <w:r>
+          <w:rPr>
+            <w:lang w:val="fr_FR" w:bidi="fr_FR"/>
+          </w:rPr>
+          <w:rPr>
+            <w:color w:val="0000EE"/>
+            <w:u w:val="single"/>
+          </w:rPr>
+          <w:t>Dn 7.13–14</w:t>
+        </w:r>
+      </w:hyperlink>
+      <w:r>
+        <w:rPr>
+          <w:lang w:val="fr_FR" w:bidi="fr_FR"/>
+        </w:rPr>
+        <w:t xml:space="preserve">, la figure décrite « </w:t>
+      </w:r>
+      <w:r>
+        <w:rPr>
+          <w:lang w:val="fr_FR" w:bidi="fr_FR"/>
+        </w:rPr>
+        <w:t>un fils de l’homm</w:t>
+      </w:r>
+      <w:r>
+        <w:rPr>
+          <w:lang w:val="fr_FR" w:bidi="fr_FR"/>
+        </w:rPr>
+        <w:t xml:space="preserve">e » semble être plus que cela. Son identité exacte est mystérieuse, mais son rôle est clair : le Très-Haut l'a choisi pour régner sur un royaume éternel et universel, étendu sur toutes les nations. Il représente également le peuple saint, qui partagera avec « le fils de l'homme» le règne sur l'ensemble des peuples et des nations (voir </w:t>
+      </w:r>
+      <w:hyperlink r:id="rId15">
+        <w:r>
+          <w:rPr>
+            <w:lang w:val="fr_FR" w:bidi="fr_FR"/>
+          </w:rPr>
+          <w:rPr>
+            <w:color w:val="0000EE"/>
+            <w:u w:val="single"/>
+          </w:rPr>
+          <w:t>Dn 7.22</w:t>
+        </w:r>
+      </w:hyperlink>
+      <w:r>
+        <w:rPr>
+          <w:lang w:val="fr_FR" w:bidi="fr_FR"/>
+        </w:rPr>
+        <w:t>).</w:t>
+      </w:r>
+    </w:p>
+    <w:p>
+      <w:pPr/>
+      <w:r>
+        <w:rPr>
+          <w:lang w:val="fr_FR" w:bidi="fr_FR"/>
+        </w:rPr>
+      </w:r>
+      <w:r>
+        <w:rPr>
+          <w:lang w:val="fr_FR" w:bidi="fr_FR"/>
+        </w:rPr>
+        <w:t xml:space="preserve">La scène qui entoure ce fils de l'homme met en exergue ses caractéristiques divines. La description des « </w:t>
+      </w:r>
+      <w:r>
+        <w:rPr>
+          <w:lang w:val="fr_FR" w:bidi="fr_FR"/>
+        </w:rPr>
+        <w:t>nuées des cieux</w:t>
+      </w:r>
+      <w:r>
+        <w:rPr>
+          <w:lang w:val="fr_FR" w:bidi="fr_FR"/>
+        </w:rPr>
+        <w:t xml:space="preserve"> » dans </w:t>
+      </w:r>
+      <w:hyperlink r:id="rId16">
+        <w:r>
+          <w:rPr>
+            <w:lang w:val="fr_FR" w:bidi="fr_FR"/>
+          </w:rPr>
+          <w:rPr>
+            <w:color w:val="0000EE"/>
+            <w:u w:val="single"/>
+          </w:rPr>
+          <w:t>Dn 7.13</w:t>
+        </w:r>
+      </w:hyperlink>
+      <w:r>
+        <w:rPr>
+          <w:lang w:val="fr_FR" w:bidi="fr_FR"/>
+        </w:rPr>
+        <w:t xml:space="preserve"> indique clairement qu'il émane du ciel (comparer </w:t>
+      </w:r>
+      <w:hyperlink r:id="rId17">
+        <w:r>
+          <w:rPr>
+            <w:lang w:val="fr_FR" w:bidi="fr_FR"/>
+          </w:rPr>
+          <w:rPr>
+            <w:color w:val="0000EE"/>
+            <w:u w:val="single"/>
+          </w:rPr>
+          <w:t>Ps 68.4</w:t>
+        </w:r>
+      </w:hyperlink>
+      <w:r>
+        <w:rPr>
+          <w:lang w:val="fr_FR" w:bidi="fr_FR"/>
+        </w:rPr>
+        <w:t xml:space="preserve"> ; </w:t>
+      </w:r>
+      <w:hyperlink r:id="rId18">
+        <w:r>
+          <w:rPr>
+            <w:lang w:val="fr_FR" w:bidi="fr_FR"/>
+          </w:rPr>
+          <w:rPr>
+            <w:color w:val="0000EE"/>
+            <w:u w:val="single"/>
+          </w:rPr>
+          <w:t>97.2</w:t>
+        </w:r>
+      </w:hyperlink>
+      <w:r>
+        <w:rPr>
+          <w:lang w:val="fr_FR" w:bidi="fr_FR"/>
+        </w:rPr>
+        <w:t xml:space="preserve"> ; </w:t>
+      </w:r>
+      <w:hyperlink r:id="rId19">
+        <w:r>
+          <w:rPr>
+            <w:lang w:val="fr_FR" w:bidi="fr_FR"/>
+          </w:rPr>
+          <w:rPr>
+            <w:color w:val="0000EE"/>
+            <w:u w:val="single"/>
+          </w:rPr>
+          <w:t>Na 1.3</w:t>
+        </w:r>
+      </w:hyperlink>
+      <w:r>
+        <w:rPr>
+          <w:lang w:val="fr_FR" w:bidi="fr_FR"/>
+        </w:rPr>
+        <w:t>). Dans le livre de l'Exode, le Seigneur lui-même se couvre d'une nuée (</w:t>
+      </w:r>
+      <w:hyperlink r:id="rId20">
+        <w:r>
+          <w:rPr>
+            <w:lang w:val="fr_FR" w:bidi="fr_FR"/>
+          </w:rPr>
+          <w:rPr>
+            <w:color w:val="0000EE"/>
+            <w:u w:val="single"/>
+          </w:rPr>
+          <w:t>Ex 19.9</w:t>
+        </w:r>
+      </w:hyperlink>
+      <w:r>
+        <w:rPr>
+          <w:lang w:val="fr_FR" w:bidi="fr_FR"/>
+        </w:rPr>
+        <w:t>), et le peuple de Dieu sera transporté dans les nuées lors du retour de Jésus (</w:t>
+      </w:r>
+      <w:hyperlink r:id="rId21">
+        <w:r>
+          <w:rPr>
+            <w:lang w:val="fr_FR" w:bidi="fr_FR"/>
+          </w:rPr>
+          <w:rPr>
+            <w:color w:val="0000EE"/>
+            <w:u w:val="single"/>
+          </w:rPr>
+          <w:t>1Th 4.17</w:t>
+        </w:r>
+      </w:hyperlink>
+      <w:r>
+        <w:rPr>
+          <w:lang w:val="fr_FR" w:bidi="fr_FR"/>
+        </w:rPr>
+        <w:t>), tout comme Jésus fut enlevé dans les nuées lors de son ascension (</w:t>
+      </w:r>
+      <w:hyperlink r:id="rId22">
+        <w:r>
+          <w:rPr>
+            <w:lang w:val="fr_FR" w:bidi="fr_FR"/>
+          </w:rPr>
+          <w:rPr>
+            <w:color w:val="0000EE"/>
+            <w:u w:val="single"/>
+          </w:rPr>
+          <w:t>Ac 1.9</w:t>
+        </w:r>
+      </w:hyperlink>
+      <w:r>
+        <w:rPr>
+          <w:lang w:val="fr_FR" w:bidi="fr_FR"/>
+        </w:rPr>
+        <w:t>). Ce fils de l'homme reçoit son royaume avec humilité et sainteté, à l'opposé de la « petite corne » (</w:t>
+      </w:r>
+      <w:hyperlink r:id="rId23">
+        <w:r>
+          <w:rPr>
+            <w:lang w:val="fr_FR" w:bidi="fr_FR"/>
+          </w:rPr>
+          <w:rPr>
+            <w:color w:val="0000EE"/>
+            <w:u w:val="single"/>
+          </w:rPr>
+          <w:t>Dn 7.8</w:t>
+        </w:r>
+      </w:hyperlink>
+      <w:r>
+        <w:rPr>
+          <w:lang w:val="fr_FR" w:bidi="fr_FR"/>
+        </w:rPr>
+        <w:t>), qui symbolise l'arrogance.</w:t>
+      </w:r>
+    </w:p>
+    <w:p>
+      <w:pPr/>
+      <w:r>
+        <w:rPr>
+          <w:lang w:val="fr_FR" w:bidi="fr_FR"/>
+        </w:rPr>
+      </w:r>
+      <w:r>
+        <w:rPr>
+          <w:lang w:val="fr_FR" w:bidi="fr_FR"/>
+        </w:rPr>
+        <w:t>Jésus se désigne lui-même comme le fils de l'homme (</w:t>
+      </w:r>
       <w:hyperlink r:id="rId24">
         <w:r>
           <w:rPr>
@@ -957,18 +900,248 @@
             <w:color w:val="0000EE"/>
             <w:u w:val="single"/>
           </w:rPr>
-          <w:t>Dn 8.5–8</w:t>
-        </w:r>
-      </w:hyperlink>
-      <w:r>
-        <w:rPr>
-          <w:lang w:val="fr_FR" w:bidi="fr_FR"/>
-        </w:rPr>
-      </w:r>
-      <w:r>
-        <w:rPr>
-          <w:lang w:val="fr_FR" w:bidi="fr_FR"/>
-        </w:rPr>
+          <w:t xml:space="preserve">Mt 24.30 </w:t>
+        </w:r>
+      </w:hyperlink>
+      <w:r>
+        <w:rPr>
+          <w:lang w:val="fr_FR" w:bidi="fr_FR"/>
+        </w:rPr>
+        <w:t xml:space="preserve">; </w:t>
+      </w:r>
+      <w:hyperlink r:id="rId25">
+        <w:r>
+          <w:rPr>
+            <w:lang w:val="fr_FR" w:bidi="fr_FR"/>
+          </w:rPr>
+          <w:rPr>
+            <w:color w:val="0000EE"/>
+            <w:u w:val="single"/>
+          </w:rPr>
+          <w:t xml:space="preserve">26.24 </w:t>
+        </w:r>
+      </w:hyperlink>
+      <w:r>
+        <w:rPr>
+          <w:lang w:val="fr_FR" w:bidi="fr_FR"/>
+        </w:rPr>
+        <w:t xml:space="preserve">; </w:t>
+      </w:r>
+      <w:hyperlink r:id="rId26">
+        <w:r>
+          <w:rPr>
+            <w:lang w:val="fr_FR" w:bidi="fr_FR"/>
+          </w:rPr>
+          <w:rPr>
+            <w:color w:val="0000EE"/>
+            <w:u w:val="single"/>
+          </w:rPr>
+          <w:t xml:space="preserve">Mc 13.26 </w:t>
+        </w:r>
+      </w:hyperlink>
+      <w:r>
+        <w:rPr>
+          <w:lang w:val="fr_FR" w:bidi="fr_FR"/>
+        </w:rPr>
+        <w:t xml:space="preserve">; </w:t>
+      </w:r>
+      <w:hyperlink r:id="rId27">
+        <w:r>
+          <w:rPr>
+            <w:lang w:val="fr_FR" w:bidi="fr_FR"/>
+          </w:rPr>
+          <w:rPr>
+            <w:color w:val="0000EE"/>
+            <w:u w:val="single"/>
+          </w:rPr>
+          <w:t xml:space="preserve">Lc 21.27 </w:t>
+        </w:r>
+      </w:hyperlink>
+      <w:r>
+        <w:rPr>
+          <w:lang w:val="fr_FR" w:bidi="fr_FR"/>
+        </w:rPr>
+        <w:t xml:space="preserve">; </w:t>
+      </w:r>
+      <w:hyperlink r:id="rId28">
+        <w:r>
+          <w:rPr>
+            <w:lang w:val="fr_FR" w:bidi="fr_FR"/>
+          </w:rPr>
+          <w:rPr>
+            <w:color w:val="0000EE"/>
+            <w:u w:val="single"/>
+          </w:rPr>
+          <w:t xml:space="preserve">Jn 12.34 </w:t>
+        </w:r>
+      </w:hyperlink>
+      <w:r>
+        <w:rPr>
+          <w:lang w:val="fr_FR" w:bidi="fr_FR"/>
+        </w:rPr>
+        <w:t xml:space="preserve">; voir aussi </w:t>
+      </w:r>
+      <w:hyperlink r:id="rId29">
+        <w:r>
+          <w:rPr>
+            <w:lang w:val="fr_FR" w:bidi="fr_FR"/>
+          </w:rPr>
+          <w:rPr>
+            <w:color w:val="0000EE"/>
+            <w:u w:val="single"/>
+          </w:rPr>
+          <w:t xml:space="preserve">Ac 7.56 </w:t>
+        </w:r>
+      </w:hyperlink>
+      <w:r>
+        <w:rPr>
+          <w:lang w:val="fr_FR" w:bidi="fr_FR"/>
+        </w:rPr>
+        <w:t xml:space="preserve">; </w:t>
+      </w:r>
+      <w:hyperlink r:id="rId30">
+        <w:r>
+          <w:rPr>
+            <w:lang w:val="fr_FR" w:bidi="fr_FR"/>
+          </w:rPr>
+          <w:rPr>
+            <w:color w:val="0000EE"/>
+            <w:u w:val="single"/>
+          </w:rPr>
+          <w:t xml:space="preserve">Hé 2.6 </w:t>
+        </w:r>
+      </w:hyperlink>
+      <w:r>
+        <w:rPr>
+          <w:lang w:val="fr_FR" w:bidi="fr_FR"/>
+        </w:rPr>
+        <w:t xml:space="preserve">; </w:t>
+      </w:r>
+      <w:hyperlink r:id="rId31">
+        <w:r>
+          <w:rPr>
+            <w:lang w:val="fr_FR" w:bidi="fr_FR"/>
+          </w:rPr>
+          <w:rPr>
+            <w:color w:val="0000EE"/>
+            <w:u w:val="single"/>
+          </w:rPr>
+          <w:t xml:space="preserve">Ap 1.13 </w:t>
+        </w:r>
+      </w:hyperlink>
+      <w:r>
+        <w:rPr>
+          <w:lang w:val="fr_FR" w:bidi="fr_FR"/>
+        </w:rPr>
+        <w:t xml:space="preserve">; </w:t>
+      </w:r>
+      <w:hyperlink r:id="rId32">
+        <w:r>
+          <w:rPr>
+            <w:lang w:val="fr_FR" w:bidi="fr_FR"/>
+          </w:rPr>
+          <w:rPr>
+            <w:color w:val="0000EE"/>
+            <w:u w:val="single"/>
+          </w:rPr>
+          <w:t>14.14</w:t>
+        </w:r>
+      </w:hyperlink>
+      <w:r>
+        <w:rPr>
+          <w:lang w:val="fr_FR" w:bidi="fr_FR"/>
+        </w:rPr>
+        <w:t xml:space="preserve">), et </w:t>
+      </w:r>
+      <w:hyperlink r:id="rId33">
+        <w:r>
+          <w:rPr>
+            <w:lang w:val="fr_FR" w:bidi="fr_FR"/>
+          </w:rPr>
+          <w:rPr>
+            <w:color w:val="0000EE"/>
+            <w:u w:val="single"/>
+          </w:rPr>
+          <w:t>Ap 1.7</w:t>
+        </w:r>
+      </w:hyperlink>
+      <w:r>
+        <w:rPr>
+          <w:lang w:val="fr_FR" w:bidi="fr_FR"/>
+        </w:rPr>
+        <w:t xml:space="preserve"> relie également cette figure à Jésus-Christ, qui a été percé pour nos péchés. Dieu le Père a confié à Jésus toute autorité et tout pouvoir pour gouverner et atteindre les nations (</w:t>
+      </w:r>
+      <w:hyperlink r:id="rId34">
+        <w:r>
+          <w:rPr>
+            <w:lang w:val="fr_FR" w:bidi="fr_FR"/>
+          </w:rPr>
+          <w:rPr>
+            <w:color w:val="0000EE"/>
+            <w:u w:val="single"/>
+          </w:rPr>
+          <w:t xml:space="preserve">Dn 7.14 </w:t>
+        </w:r>
+      </w:hyperlink>
+      <w:r>
+        <w:rPr>
+          <w:lang w:val="fr_FR" w:bidi="fr_FR"/>
+        </w:rPr>
+        <w:t xml:space="preserve">; </w:t>
+      </w:r>
+      <w:hyperlink r:id="rId35">
+        <w:r>
+          <w:rPr>
+            <w:lang w:val="fr_FR" w:bidi="fr_FR"/>
+          </w:rPr>
+          <w:rPr>
+            <w:color w:val="0000EE"/>
+            <w:u w:val="single"/>
+          </w:rPr>
+          <w:t xml:space="preserve">Mt 28.18 </w:t>
+        </w:r>
+      </w:hyperlink>
+      <w:r>
+        <w:rPr>
+          <w:lang w:val="fr_FR" w:bidi="fr_FR"/>
+        </w:rPr>
+        <w:t xml:space="preserve">; </w:t>
+      </w:r>
+      <w:hyperlink r:id="rId36">
+        <w:r>
+          <w:rPr>
+            <w:lang w:val="fr_FR" w:bidi="fr_FR"/>
+          </w:rPr>
+          <w:rPr>
+            <w:color w:val="0000EE"/>
+            <w:u w:val="single"/>
+          </w:rPr>
+          <w:t>19–20</w:t>
+        </w:r>
+      </w:hyperlink>
+      <w:r>
+        <w:rPr>
+          <w:lang w:val="fr_FR" w:bidi="fr_FR"/>
+        </w:rPr>
+        <w:t>). En effet, Dieu avait appelé Abraham à former une grande nation par laquelle toutes les nations seraient bénies (</w:t>
+      </w:r>
+      <w:hyperlink r:id="rId37">
+        <w:r>
+          <w:rPr>
+            <w:lang w:val="fr_FR" w:bidi="fr_FR"/>
+          </w:rPr>
+          <w:rPr>
+            <w:color w:val="0000EE"/>
+            <w:u w:val="single"/>
+          </w:rPr>
+          <w:t>Gn 12.1–3</w:t>
+        </w:r>
+      </w:hyperlink>
+      <w:r>
+        <w:rPr>
+          <w:lang w:val="fr_FR" w:bidi="fr_FR"/>
+        </w:rPr>
+        <w:t>), promesse que Jésus a accomplie.</w:t>
       </w:r>
     </w:p>
     <w:p>
@@ -978,6 +1151,177 @@
           <w:lang w:val="fr_FR" w:bidi="fr_FR"/>
         </w:rPr>
       </w:r>
+      <w:r>
+        <w:rPr>
+          <w:u w:val="single"/>
+          <w:lang w:val="fr_FR" w:bidi="fr_FR"/>
+        </w:rPr>
+        <w:t>Passages pour une étude approfondie</w:t>
+      </w:r>
+    </w:p>
+    <w:p>
+      <w:pPr/>
+      <w:r>
+        <w:rPr>
+          <w:lang w:val="fr_FR" w:bidi="fr_FR"/>
+        </w:rPr>
+      </w:r>
+      <w:hyperlink r:id="rId14">
+        <w:r>
+          <w:rPr>
+            <w:lang w:val="fr_FR" w:bidi="fr_FR"/>
+          </w:rPr>
+          <w:rPr>
+            <w:color w:val="0000EE"/>
+            <w:u w:val="single"/>
+          </w:rPr>
+          <w:t>Dn 7.13–14</w:t>
+        </w:r>
+      </w:hyperlink>
+      <w:r>
+        <w:rPr>
+          <w:lang w:val="fr_FR" w:bidi="fr_FR"/>
+        </w:rPr>
+        <w:t xml:space="preserve"> ; </w:t>
+      </w:r>
+      <w:hyperlink r:id="rId24">
+        <w:r>
+          <w:rPr>
+            <w:lang w:val="fr_FR" w:bidi="fr_FR"/>
+          </w:rPr>
+          <w:rPr>
+            <w:color w:val="0000EE"/>
+            <w:u w:val="single"/>
+          </w:rPr>
+          <w:t>Mt 24.30</w:t>
+        </w:r>
+      </w:hyperlink>
+      <w:r>
+        <w:rPr>
+          <w:lang w:val="fr_FR" w:bidi="fr_FR"/>
+        </w:rPr>
+        <w:t xml:space="preserve"> ; </w:t>
+      </w:r>
+      <w:hyperlink r:id="rId25">
+        <w:r>
+          <w:rPr>
+            <w:lang w:val="fr_FR" w:bidi="fr_FR"/>
+          </w:rPr>
+          <w:rPr>
+            <w:color w:val="0000EE"/>
+            <w:u w:val="single"/>
+          </w:rPr>
+          <w:t>26.24</w:t>
+        </w:r>
+      </w:hyperlink>
+      <w:r>
+        <w:rPr>
+          <w:lang w:val="fr_FR" w:bidi="fr_FR"/>
+        </w:rPr>
+        <w:t xml:space="preserve"> ; </w:t>
+      </w:r>
+      <w:hyperlink r:id="rId26">
+        <w:r>
+          <w:rPr>
+            <w:lang w:val="fr_FR" w:bidi="fr_FR"/>
+          </w:rPr>
+          <w:rPr>
+            <w:color w:val="0000EE"/>
+            <w:u w:val="single"/>
+          </w:rPr>
+          <w:t>Mc 13.26</w:t>
+        </w:r>
+      </w:hyperlink>
+      <w:r>
+        <w:rPr>
+          <w:lang w:val="fr_FR" w:bidi="fr_FR"/>
+        </w:rPr>
+        <w:t xml:space="preserve"> ; </w:t>
+      </w:r>
+      <w:hyperlink r:id="rId27">
+        <w:r>
+          <w:rPr>
+            <w:lang w:val="fr_FR" w:bidi="fr_FR"/>
+          </w:rPr>
+          <w:rPr>
+            <w:color w:val="0000EE"/>
+            <w:u w:val="single"/>
+          </w:rPr>
+          <w:t>Lc 21.27</w:t>
+        </w:r>
+      </w:hyperlink>
+      <w:r>
+        <w:rPr>
+          <w:lang w:val="fr_FR" w:bidi="fr_FR"/>
+        </w:rPr>
+        <w:t xml:space="preserve"> ; </w:t>
+      </w:r>
+      <w:hyperlink r:id="rId28">
+        <w:r>
+          <w:rPr>
+            <w:lang w:val="fr_FR" w:bidi="fr_FR"/>
+          </w:rPr>
+          <w:rPr>
+            <w:color w:val="0000EE"/>
+            <w:u w:val="single"/>
+          </w:rPr>
+          <w:t>Jn 12.34</w:t>
+        </w:r>
+      </w:hyperlink>
+      <w:r>
+        <w:rPr>
+          <w:lang w:val="fr_FR" w:bidi="fr_FR"/>
+        </w:rPr>
+        <w:t xml:space="preserve"> ; </w:t>
+      </w:r>
+      <w:hyperlink r:id="rId31">
+        <w:r>
+          <w:rPr>
+            <w:lang w:val="fr_FR" w:bidi="fr_FR"/>
+          </w:rPr>
+          <w:rPr>
+            <w:color w:val="0000EE"/>
+            <w:u w:val="single"/>
+          </w:rPr>
+          <w:t>Ap 1.13</w:t>
+        </w:r>
+      </w:hyperlink>
+      <w:r>
+        <w:rPr>
+          <w:lang w:val="fr_FR" w:bidi="fr_FR"/>
+        </w:rPr>
+        <w:t xml:space="preserve"> ; </w:t>
+      </w:r>
+      <w:hyperlink r:id="rId32">
+        <w:r>
+          <w:rPr>
+            <w:lang w:val="fr_FR" w:bidi="fr_FR"/>
+          </w:rPr>
+          <w:rPr>
+            <w:color w:val="0000EE"/>
+            <w:u w:val="single"/>
+          </w:rPr>
+          <w:t>14.14</w:t>
+        </w:r>
+      </w:hyperlink>
+      <w:r>
+        <w:rPr>
+          <w:lang w:val="fr_FR" w:bidi="fr_FR"/>
+        </w:rPr>
+      </w:r>
+      <w:r>
+        <w:rPr>
+          <w:lang w:val="fr_FR" w:bidi="fr_FR"/>
+        </w:rPr>
+      </w:r>
+    </w:p>
+    <w:p>
+      <w:pPr/>
+      <w:r>
+        <w:rPr>
+          <w:lang w:val="fr_FR" w:bidi="fr_FR"/>
+        </w:rPr>
+      </w:r>
     </w:p>
     <w:p>
       <w:pPr>
@@ -987,7 +1331,7 @@
         <w:rPr>
           <w:lang w:val="fr_FR" w:bidi="fr_FR"/>
         </w:rPr>
-        <w:t>Le fils de l'homme</w:t>
+        <w:t>Le Sanhédrin</w:t>
       </w:r>
       <w:r>
         <w:rPr>
@@ -1006,48 +1350,158 @@
         <w:rPr>
           <w:lang w:val="fr_FR" w:bidi="fr_FR"/>
         </w:rPr>
-        <w:t xml:space="preserve">L'expression hébraïque et araméenne « fils de l'homme » désigne premièrement un simple être humain. Cependant, dans </w:t>
-      </w:r>
-      <w:hyperlink r:id="rId25">
-        <w:r>
-          <w:rPr>
-            <w:lang w:val="fr_FR" w:bidi="fr_FR"/>
-          </w:rPr>
-          <w:rPr>
-            <w:color w:val="0000EE"/>
-            <w:u w:val="single"/>
-          </w:rPr>
-          <w:t>Dn 7.13–14</w:t>
-        </w:r>
-      </w:hyperlink>
-      <w:r>
-        <w:rPr>
-          <w:lang w:val="fr_FR" w:bidi="fr_FR"/>
-        </w:rPr>
-        <w:t xml:space="preserve">, la figure décrite « </w:t>
-      </w:r>
-      <w:r>
-        <w:rPr>
-          <w:lang w:val="fr_FR" w:bidi="fr_FR"/>
-        </w:rPr>
-        <w:t>un fils de l’homm</w:t>
-      </w:r>
-      <w:r>
-        <w:rPr>
-          <w:lang w:val="fr_FR" w:bidi="fr_FR"/>
-        </w:rPr>
-        <w:t xml:space="preserve">e » semble être plus que cela. Son identité exacte est mystérieuse, mais son rôle est clair : le Très-Haut l'a choisi pour régner sur un royaume éternel et universel, étendu sur toutes les nations. Il représente également le peuple saint, qui partagera avec « le fils de l'homme» le règne sur l'ensemble des peuples et des nations (voir </w:t>
-      </w:r>
-      <w:hyperlink r:id="rId26">
-        <w:r>
-          <w:rPr>
-            <w:lang w:val="fr_FR" w:bidi="fr_FR"/>
-          </w:rPr>
-          <w:rPr>
-            <w:color w:val="0000EE"/>
-            <w:u w:val="single"/>
-          </w:rPr>
-          <w:t>Dn 7.22</w:t>
+        <w:t xml:space="preserve">Le haut conseil des dirigeants juifs à Jérusalem, traditionnellement appelé le Sanhédrin (du grec </w:t>
+      </w:r>
+      <w:r>
+        <w:rPr>
+          <w:i/>
+          <w:lang w:val="fr_FR" w:bidi="fr_FR"/>
+        </w:rPr>
+        <w:t>sunedrion</w:t>
+      </w:r>
+      <w:r>
+        <w:rPr>
+          <w:lang w:val="fr_FR" w:bidi="fr_FR"/>
+        </w:rPr>
+        <w:t>, signifiant « conseil »), exerçait un pouvoir considérable dans le gouvernement du peuple juif.</w:t>
+      </w:r>
+    </w:p>
+    <w:p>
+      <w:pPr/>
+      <w:r>
+        <w:rPr>
+          <w:lang w:val="fr_FR" w:bidi="fr_FR"/>
+        </w:rPr>
+      </w:r>
+      <w:r>
+        <w:rPr>
+          <w:lang w:val="fr_FR" w:bidi="fr_FR"/>
+        </w:rPr>
+        <w:t>Selon la tradition juive, le Sanhédrin aurait été institué lorsque Moïse choisit soixante-dix anciens (</w:t>
+      </w:r>
+      <w:hyperlink r:id="rId38">
+        <w:r>
+          <w:rPr>
+            <w:lang w:val="fr_FR" w:bidi="fr_FR"/>
+          </w:rPr>
+          <w:rPr>
+            <w:color w:val="0000EE"/>
+            <w:u w:val="single"/>
+          </w:rPr>
+          <w:t>Nb 11.16</w:t>
+        </w:r>
+      </w:hyperlink>
+      <w:r>
+        <w:rPr>
+          <w:lang w:val="fr_FR" w:bidi="fr_FR"/>
+        </w:rPr>
+        <w:t xml:space="preserve">). Néanmoins, la première référence écrite à ce conseil apparaît dans les </w:t>
+      </w:r>
+      <w:r>
+        <w:rPr>
+          <w:i/>
+          <w:lang w:val="fr_FR" w:bidi="fr_FR"/>
+        </w:rPr>
+        <w:t>Antiquités</w:t>
+      </w:r>
+      <w:r>
+        <w:rPr>
+          <w:lang w:val="fr_FR" w:bidi="fr_FR"/>
+        </w:rPr>
+        <w:t xml:space="preserve"> de Josèphe (12.3.3), à l'époque d'Antiochos le Grand, entre 223 et 187 av. J.-C.</w:t>
+      </w:r>
+    </w:p>
+    <w:p>
+      <w:pPr/>
+      <w:r>
+        <w:rPr>
+          <w:lang w:val="fr_FR" w:bidi="fr_FR"/>
+        </w:rPr>
+      </w:r>
+      <w:r>
+        <w:rPr>
+          <w:lang w:val="fr_FR" w:bidi="fr_FR"/>
+        </w:rPr>
+        <w:t xml:space="preserve"> Le Sanhédrin a probablement débuté comme un groupe autonome de dirigeants sous la domination perse (voir </w:t>
+      </w:r>
+      <w:hyperlink r:id="rId39">
+        <w:r>
+          <w:rPr>
+            <w:lang w:val="fr_FR" w:bidi="fr_FR"/>
+          </w:rPr>
+          <w:rPr>
+            <w:color w:val="0000EE"/>
+            <w:u w:val="single"/>
+          </w:rPr>
+          <w:t>Esd 5.5–10</w:t>
+        </w:r>
+      </w:hyperlink>
+      <w:r>
+        <w:rPr>
+          <w:lang w:val="fr_FR" w:bidi="fr_FR"/>
+        </w:rPr>
+        <w:t xml:space="preserve">; </w:t>
+      </w:r>
+      <w:hyperlink r:id="rId40">
+        <w:r>
+          <w:rPr>
+            <w:lang w:val="fr_FR" w:bidi="fr_FR"/>
+          </w:rPr>
+          <w:rPr>
+            <w:color w:val="0000EE"/>
+            <w:u w:val="single"/>
+          </w:rPr>
+          <w:t>Né 2.16</w:t>
+        </w:r>
+      </w:hyperlink>
+      <w:r>
+        <w:rPr>
+          <w:lang w:val="fr_FR" w:bidi="fr_FR"/>
+        </w:rPr>
+        <w:t>), placé sous le contrôle de la classe sacerdotale, dirigée par le souverain sacrificateur. Au fil du temps, l'influence des autorités romaines et des pharisiens se fit sentir sur les sacrificateurs, tandis qu'Hérode le Grand exerçait une forte emprise sur leurs activités.</w:t>
+      </w:r>
+    </w:p>
+    <w:p>
+      <w:pPr/>
+      <w:r>
+        <w:rPr>
+          <w:lang w:val="fr_FR" w:bidi="fr_FR"/>
+        </w:rPr>
+      </w:r>
+      <w:r>
+        <w:rPr>
+          <w:lang w:val="fr_FR" w:bidi="fr_FR"/>
+        </w:rPr>
+        <w:t xml:space="preserve">Le Sanhédrin se chargeait des affaires légales et religieuses du judaïsme, tranchant les différends non résolus par les tribunaux plus modestes, appelés « sanhédrins locaux », et administrant la justice pénale ainsi que les arrestations (voir </w:t>
+      </w:r>
+      <w:hyperlink r:id="rId41">
+        <w:r>
+          <w:rPr>
+            <w:lang w:val="fr_FR" w:bidi="fr_FR"/>
+          </w:rPr>
+          <w:rPr>
+            <w:color w:val="0000EE"/>
+            <w:u w:val="single"/>
+          </w:rPr>
+          <w:t>Ac 9.1–2</w:t>
+        </w:r>
+      </w:hyperlink>
+      <w:r>
+        <w:rPr>
+          <w:lang w:val="fr_FR" w:bidi="fr_FR"/>
+        </w:rPr>
+        <w:t>). Bien qu'il prenne des décisions officielles concernant les questions juives, celles-ci ne s'exécutaient pas de sa propre initiative : le Sanhédrin ne pouvait pas exécuter un criminel sans l'approbation romaine (</w:t>
+      </w:r>
+      <w:hyperlink r:id="rId42">
+        <w:r>
+          <w:rPr>
+            <w:lang w:val="fr_FR" w:bidi="fr_FR"/>
+          </w:rPr>
+          <w:rPr>
+            <w:color w:val="0000EE"/>
+            <w:u w:val="single"/>
+          </w:rPr>
+          <w:t>Jn 18.31</w:t>
         </w:r>
       </w:hyperlink>
       <w:r>
@@ -1068,48 +1522,41 @@
         <w:rPr>
           <w:lang w:val="fr_FR" w:bidi="fr_FR"/>
         </w:rPr>
-        <w:t xml:space="preserve">La scène qui entoure ce fils de l'homme met en exergue ses caractéristiques divines. La description des « </w:t>
-      </w:r>
-      <w:r>
-        <w:rPr>
-          <w:lang w:val="fr_FR" w:bidi="fr_FR"/>
-        </w:rPr>
-        <w:t>nuées des cieux</w:t>
-      </w:r>
-      <w:r>
-        <w:rPr>
-          <w:lang w:val="fr_FR" w:bidi="fr_FR"/>
-        </w:rPr>
-        <w:t xml:space="preserve"> » dans </w:t>
-      </w:r>
-      <w:hyperlink r:id="rId27">
-        <w:r>
-          <w:rPr>
-            <w:lang w:val="fr_FR" w:bidi="fr_FR"/>
-          </w:rPr>
-          <w:rPr>
-            <w:color w:val="0000EE"/>
-            <w:u w:val="single"/>
-          </w:rPr>
-          <w:t>Dn 7.13</w:t>
-        </w:r>
-      </w:hyperlink>
-      <w:r>
-        <w:rPr>
-          <w:lang w:val="fr_FR" w:bidi="fr_FR"/>
-        </w:rPr>
-        <w:t xml:space="preserve"> indique clairement qu'il émane du ciel (comparer </w:t>
-      </w:r>
-      <w:hyperlink r:id="rId28">
-        <w:r>
-          <w:rPr>
-            <w:lang w:val="fr_FR" w:bidi="fr_FR"/>
-          </w:rPr>
-          <w:rPr>
-            <w:color w:val="0000EE"/>
-            <w:u w:val="single"/>
-          </w:rPr>
-          <w:t>Ps 68.4</w:t>
+        <w:t>La destruction de Jérusalem en 70 après J.-C. mit un terme définitif au rôle du haut conseil en tant que dirigeant du judaïsme.</w:t>
+      </w:r>
+    </w:p>
+    <w:p>
+      <w:pPr/>
+      <w:r>
+        <w:rPr>
+          <w:lang w:val="fr_FR" w:bidi="fr_FR"/>
+        </w:rPr>
+      </w:r>
+      <w:r>
+        <w:rPr>
+          <w:u w:val="single"/>
+          <w:lang w:val="fr_FR" w:bidi="fr_FR"/>
+        </w:rPr>
+        <w:t>Passages pour une étude approfondie</w:t>
+      </w:r>
+    </w:p>
+    <w:p>
+      <w:pPr/>
+      <w:r>
+        <w:rPr>
+          <w:lang w:val="fr_FR" w:bidi="fr_FR"/>
+        </w:rPr>
+      </w:r>
+      <w:hyperlink r:id="rId43">
+        <w:r>
+          <w:rPr>
+            <w:lang w:val="fr_FR" w:bidi="fr_FR"/>
+          </w:rPr>
+          <w:rPr>
+            <w:color w:val="0000EE"/>
+            <w:u w:val="single"/>
+          </w:rPr>
+          <w:t>Mt 26.57–68</w:t>
         </w:r>
       </w:hyperlink>
       <w:r>
@@ -1118,16 +1565,16 @@
         </w:rPr>
         <w:t xml:space="preserve"> ; </w:t>
       </w:r>
-      <w:hyperlink r:id="rId29">
-        <w:r>
-          <w:rPr>
-            <w:lang w:val="fr_FR" w:bidi="fr_FR"/>
-          </w:rPr>
-          <w:rPr>
-            <w:color w:val="0000EE"/>
-            <w:u w:val="single"/>
-          </w:rPr>
-          <w:t>97.2</w:t>
+      <w:hyperlink r:id="rId44">
+        <w:r>
+          <w:rPr>
+            <w:lang w:val="fr_FR" w:bidi="fr_FR"/>
+          </w:rPr>
+          <w:rPr>
+            <w:color w:val="0000EE"/>
+            <w:u w:val="single"/>
+          </w:rPr>
+          <w:t>Mc 14.53–65</w:t>
         </w:r>
       </w:hyperlink>
       <w:r>
@@ -1136,95 +1583,171 @@
         </w:rPr>
         <w:t xml:space="preserve"> ; </w:t>
       </w:r>
-      <w:hyperlink r:id="rId30">
-        <w:r>
-          <w:rPr>
-            <w:lang w:val="fr_FR" w:bidi="fr_FR"/>
-          </w:rPr>
-          <w:rPr>
-            <w:color w:val="0000EE"/>
-            <w:u w:val="single"/>
-          </w:rPr>
-          <w:t>Na 1.3</w:t>
-        </w:r>
-      </w:hyperlink>
-      <w:r>
-        <w:rPr>
-          <w:lang w:val="fr_FR" w:bidi="fr_FR"/>
-        </w:rPr>
-        <w:t>). Dans le livre de l'Exode, le Seigneur lui-même se couvre d'une nuée (</w:t>
-      </w:r>
-      <w:hyperlink r:id="rId31">
-        <w:r>
-          <w:rPr>
-            <w:lang w:val="fr_FR" w:bidi="fr_FR"/>
-          </w:rPr>
-          <w:rPr>
-            <w:color w:val="0000EE"/>
-            <w:u w:val="single"/>
-          </w:rPr>
-          <w:t>Ex 19.9</w:t>
-        </w:r>
-      </w:hyperlink>
-      <w:r>
-        <w:rPr>
-          <w:lang w:val="fr_FR" w:bidi="fr_FR"/>
-        </w:rPr>
-        <w:t>), et le peuple de Dieu sera transporté dans les nuées lors du retour de Jésus (</w:t>
-      </w:r>
-      <w:hyperlink r:id="rId32">
-        <w:r>
-          <w:rPr>
-            <w:lang w:val="fr_FR" w:bidi="fr_FR"/>
-          </w:rPr>
-          <w:rPr>
-            <w:color w:val="0000EE"/>
-            <w:u w:val="single"/>
-          </w:rPr>
-          <w:t>1Th 4.17</w:t>
-        </w:r>
-      </w:hyperlink>
-      <w:r>
-        <w:rPr>
-          <w:lang w:val="fr_FR" w:bidi="fr_FR"/>
-        </w:rPr>
-        <w:t>), tout comme Jésus fut enlevé dans les nuées lors de son ascension (</w:t>
-      </w:r>
-      <w:hyperlink r:id="rId33">
-        <w:r>
-          <w:rPr>
-            <w:lang w:val="fr_FR" w:bidi="fr_FR"/>
-          </w:rPr>
-          <w:rPr>
-            <w:color w:val="0000EE"/>
-            <w:u w:val="single"/>
-          </w:rPr>
-          <w:t>Ac 1.9</w:t>
-        </w:r>
-      </w:hyperlink>
-      <w:r>
-        <w:rPr>
-          <w:lang w:val="fr_FR" w:bidi="fr_FR"/>
-        </w:rPr>
-        <w:t>). Ce fils de l'homme reçoit son royaume avec humilité et sainteté, à l'opposé de la « petite corne » (</w:t>
-      </w:r>
-      <w:hyperlink r:id="rId34">
-        <w:r>
-          <w:rPr>
-            <w:lang w:val="fr_FR" w:bidi="fr_FR"/>
-          </w:rPr>
-          <w:rPr>
-            <w:color w:val="0000EE"/>
-            <w:u w:val="single"/>
-          </w:rPr>
-          <w:t>Dn 7.8</w:t>
-        </w:r>
-      </w:hyperlink>
-      <w:r>
-        <w:rPr>
-          <w:lang w:val="fr_FR" w:bidi="fr_FR"/>
-        </w:rPr>
-        <w:t>), qui symbolise l'arrogance.</w:t>
+      <w:hyperlink r:id="rId45">
+        <w:r>
+          <w:rPr>
+            <w:lang w:val="fr_FR" w:bidi="fr_FR"/>
+          </w:rPr>
+          <w:rPr>
+            <w:color w:val="0000EE"/>
+            <w:u w:val="single"/>
+          </w:rPr>
+          <w:t>15.1</w:t>
+        </w:r>
+      </w:hyperlink>
+      <w:r>
+        <w:rPr>
+          <w:lang w:val="fr_FR" w:bidi="fr_FR"/>
+        </w:rPr>
+        <w:t xml:space="preserve">, </w:t>
+      </w:r>
+      <w:hyperlink r:id="rId46">
+        <w:r>
+          <w:rPr>
+            <w:lang w:val="fr_FR" w:bidi="fr_FR"/>
+          </w:rPr>
+          <w:rPr>
+            <w:color w:val="0000EE"/>
+            <w:u w:val="single"/>
+          </w:rPr>
+          <w:t>43</w:t>
+        </w:r>
+      </w:hyperlink>
+      <w:r>
+        <w:rPr>
+          <w:lang w:val="fr_FR" w:bidi="fr_FR"/>
+        </w:rPr>
+        <w:t xml:space="preserve"> ; </w:t>
+      </w:r>
+      <w:hyperlink r:id="rId47">
+        <w:r>
+          <w:rPr>
+            <w:lang w:val="fr_FR" w:bidi="fr_FR"/>
+          </w:rPr>
+          <w:rPr>
+            <w:color w:val="0000EE"/>
+            <w:u w:val="single"/>
+          </w:rPr>
+          <w:t>Lc 22.66–71</w:t>
+        </w:r>
+      </w:hyperlink>
+      <w:r>
+        <w:rPr>
+          <w:lang w:val="fr_FR" w:bidi="fr_FR"/>
+        </w:rPr>
+        <w:t xml:space="preserve"> ; </w:t>
+      </w:r>
+      <w:hyperlink r:id="rId48">
+        <w:r>
+          <w:rPr>
+            <w:lang w:val="fr_FR" w:bidi="fr_FR"/>
+          </w:rPr>
+          <w:rPr>
+            <w:color w:val="0000EE"/>
+            <w:u w:val="single"/>
+          </w:rPr>
+          <w:t>23.50–54</w:t>
+        </w:r>
+      </w:hyperlink>
+      <w:r>
+        <w:rPr>
+          <w:lang w:val="fr_FR" w:bidi="fr_FR"/>
+        </w:rPr>
+        <w:t xml:space="preserve"> ; </w:t>
+      </w:r>
+      <w:hyperlink r:id="rId49">
+        <w:r>
+          <w:rPr>
+            <w:lang w:val="fr_FR" w:bidi="fr_FR"/>
+          </w:rPr>
+          <w:rPr>
+            <w:color w:val="0000EE"/>
+            <w:u w:val="single"/>
+          </w:rPr>
+          <w:t>Jn 11.47–53</w:t>
+        </w:r>
+      </w:hyperlink>
+      <w:r>
+        <w:rPr>
+          <w:lang w:val="fr_FR" w:bidi="fr_FR"/>
+        </w:rPr>
+        <w:t xml:space="preserve"> ; </w:t>
+      </w:r>
+      <w:hyperlink r:id="rId50">
+        <w:r>
+          <w:rPr>
+            <w:lang w:val="fr_FR" w:bidi="fr_FR"/>
+          </w:rPr>
+          <w:rPr>
+            <w:color w:val="0000EE"/>
+            <w:u w:val="single"/>
+          </w:rPr>
+          <w:t>Ac 5.21–41</w:t>
+        </w:r>
+      </w:hyperlink>
+      <w:r>
+        <w:rPr>
+          <w:lang w:val="fr_FR" w:bidi="fr_FR"/>
+        </w:rPr>
+        <w:t xml:space="preserve"> ; </w:t>
+      </w:r>
+      <w:hyperlink r:id="rId51">
+        <w:r>
+          <w:rPr>
+            <w:lang w:val="fr_FR" w:bidi="fr_FR"/>
+          </w:rPr>
+          <w:rPr>
+            <w:color w:val="0000EE"/>
+            <w:u w:val="single"/>
+          </w:rPr>
+          <w:t>6.11–8.1</w:t>
+        </w:r>
+      </w:hyperlink>
+      <w:r>
+        <w:rPr>
+          <w:lang w:val="fr_FR" w:bidi="fr_FR"/>
+        </w:rPr>
+        <w:t xml:space="preserve"> ; </w:t>
+      </w:r>
+      <w:hyperlink r:id="rId52">
+        <w:r>
+          <w:rPr>
+            <w:lang w:val="fr_FR" w:bidi="fr_FR"/>
+          </w:rPr>
+          <w:rPr>
+            <w:color w:val="0000EE"/>
+            <w:u w:val="single"/>
+          </w:rPr>
+          <w:t>22.30–23.10</w:t>
+        </w:r>
+      </w:hyperlink>
+      <w:r>
+        <w:rPr>
+          <w:lang w:val="fr_FR" w:bidi="fr_FR"/>
+        </w:rPr>
+        <w:t xml:space="preserve"> ; </w:t>
+      </w:r>
+      <w:hyperlink r:id="rId53">
+        <w:r>
+          <w:rPr>
+            <w:lang w:val="fr_FR" w:bidi="fr_FR"/>
+          </w:rPr>
+          <w:rPr>
+            <w:color w:val="0000EE"/>
+            <w:u w:val="single"/>
+          </w:rPr>
+          <w:t>23.26–30</w:t>
+        </w:r>
+      </w:hyperlink>
+      <w:r>
+        <w:rPr>
+          <w:lang w:val="fr_FR" w:bidi="fr_FR"/>
+        </w:rPr>
+      </w:r>
+      <w:r>
+        <w:rPr>
+          <w:lang w:val="fr_FR" w:bidi="fr_FR"/>
+        </w:rPr>
       </w:r>
     </w:p>
     <w:p>
@@ -1234,263 +1757,21 @@
           <w:lang w:val="fr_FR" w:bidi="fr_FR"/>
         </w:rPr>
       </w:r>
-      <w:r>
-        <w:rPr>
-          <w:lang w:val="fr_FR" w:bidi="fr_FR"/>
-        </w:rPr>
-        <w:t>Jésus se désigne lui-même comme le fils de l'homme (</w:t>
-      </w:r>
-      <w:hyperlink r:id="rId35">
-        <w:r>
-          <w:rPr>
-            <w:lang w:val="fr_FR" w:bidi="fr_FR"/>
-          </w:rPr>
-          <w:rPr>
-            <w:color w:val="0000EE"/>
-            <w:u w:val="single"/>
-          </w:rPr>
-          <w:t xml:space="preserve">Mt 24.30 </w:t>
-        </w:r>
-      </w:hyperlink>
-      <w:r>
-        <w:rPr>
-          <w:lang w:val="fr_FR" w:bidi="fr_FR"/>
-        </w:rPr>
-        <w:t xml:space="preserve">; </w:t>
-      </w:r>
-      <w:hyperlink r:id="rId36">
-        <w:r>
-          <w:rPr>
-            <w:lang w:val="fr_FR" w:bidi="fr_FR"/>
-          </w:rPr>
-          <w:rPr>
-            <w:color w:val="0000EE"/>
-            <w:u w:val="single"/>
-          </w:rPr>
-          <w:t xml:space="preserve">26.24 </w:t>
-        </w:r>
-      </w:hyperlink>
-      <w:r>
-        <w:rPr>
-          <w:lang w:val="fr_FR" w:bidi="fr_FR"/>
-        </w:rPr>
-        <w:t xml:space="preserve">; </w:t>
-      </w:r>
-      <w:hyperlink r:id="rId37">
-        <w:r>
-          <w:rPr>
-            <w:lang w:val="fr_FR" w:bidi="fr_FR"/>
-          </w:rPr>
-          <w:rPr>
-            <w:color w:val="0000EE"/>
-            <w:u w:val="single"/>
-          </w:rPr>
-          <w:t xml:space="preserve">Mc 13.26 </w:t>
-        </w:r>
-      </w:hyperlink>
-      <w:r>
-        <w:rPr>
-          <w:lang w:val="fr_FR" w:bidi="fr_FR"/>
-        </w:rPr>
-        <w:t xml:space="preserve">; </w:t>
-      </w:r>
-      <w:hyperlink r:id="rId38">
-        <w:r>
-          <w:rPr>
-            <w:lang w:val="fr_FR" w:bidi="fr_FR"/>
-          </w:rPr>
-          <w:rPr>
-            <w:color w:val="0000EE"/>
-            <w:u w:val="single"/>
-          </w:rPr>
-          <w:t xml:space="preserve">Lc 21.27 </w:t>
-        </w:r>
-      </w:hyperlink>
-      <w:r>
-        <w:rPr>
-          <w:lang w:val="fr_FR" w:bidi="fr_FR"/>
-        </w:rPr>
-        <w:t xml:space="preserve">; </w:t>
-      </w:r>
-      <w:hyperlink r:id="rId39">
-        <w:r>
-          <w:rPr>
-            <w:lang w:val="fr_FR" w:bidi="fr_FR"/>
-          </w:rPr>
-          <w:rPr>
-            <w:color w:val="0000EE"/>
-            <w:u w:val="single"/>
-          </w:rPr>
-          <w:t xml:space="preserve">Jn 12.34 </w:t>
-        </w:r>
-      </w:hyperlink>
-      <w:r>
-        <w:rPr>
-          <w:lang w:val="fr_FR" w:bidi="fr_FR"/>
-        </w:rPr>
-        <w:t xml:space="preserve">; voir aussi </w:t>
-      </w:r>
-      <w:hyperlink r:id="rId40">
-        <w:r>
-          <w:rPr>
-            <w:lang w:val="fr_FR" w:bidi="fr_FR"/>
-          </w:rPr>
-          <w:rPr>
-            <w:color w:val="0000EE"/>
-            <w:u w:val="single"/>
-          </w:rPr>
-          <w:t xml:space="preserve">Ac 7.56 </w:t>
-        </w:r>
-      </w:hyperlink>
-      <w:r>
-        <w:rPr>
-          <w:lang w:val="fr_FR" w:bidi="fr_FR"/>
-        </w:rPr>
-        <w:t xml:space="preserve">; </w:t>
-      </w:r>
-      <w:hyperlink r:id="rId41">
-        <w:r>
-          <w:rPr>
-            <w:lang w:val="fr_FR" w:bidi="fr_FR"/>
-          </w:rPr>
-          <w:rPr>
-            <w:color w:val="0000EE"/>
-            <w:u w:val="single"/>
-          </w:rPr>
-          <w:t xml:space="preserve">Hé 2.6 </w:t>
-        </w:r>
-      </w:hyperlink>
-      <w:r>
-        <w:rPr>
-          <w:lang w:val="fr_FR" w:bidi="fr_FR"/>
-        </w:rPr>
-        <w:t xml:space="preserve">; </w:t>
-      </w:r>
-      <w:hyperlink r:id="rId42">
-        <w:r>
-          <w:rPr>
-            <w:lang w:val="fr_FR" w:bidi="fr_FR"/>
-          </w:rPr>
-          <w:rPr>
-            <w:color w:val="0000EE"/>
-            <w:u w:val="single"/>
-          </w:rPr>
-          <w:t xml:space="preserve">Ap 1.13 </w:t>
-        </w:r>
-      </w:hyperlink>
-      <w:r>
-        <w:rPr>
-          <w:lang w:val="fr_FR" w:bidi="fr_FR"/>
-        </w:rPr>
-        <w:t xml:space="preserve">; </w:t>
-      </w:r>
-      <w:hyperlink r:id="rId43">
-        <w:r>
-          <w:rPr>
-            <w:lang w:val="fr_FR" w:bidi="fr_FR"/>
-          </w:rPr>
-          <w:rPr>
-            <w:color w:val="0000EE"/>
-            <w:u w:val="single"/>
-          </w:rPr>
-          <w:t>14.14</w:t>
-        </w:r>
-      </w:hyperlink>
-      <w:r>
-        <w:rPr>
-          <w:lang w:val="fr_FR" w:bidi="fr_FR"/>
-        </w:rPr>
-        <w:t xml:space="preserve">), et </w:t>
-      </w:r>
-      <w:hyperlink r:id="rId44">
-        <w:r>
-          <w:rPr>
-            <w:lang w:val="fr_FR" w:bidi="fr_FR"/>
-          </w:rPr>
-          <w:rPr>
-            <w:color w:val="0000EE"/>
-            <w:u w:val="single"/>
-          </w:rPr>
-          <w:t>Ap 1.7</w:t>
-        </w:r>
-      </w:hyperlink>
-      <w:r>
-        <w:rPr>
-          <w:lang w:val="fr_FR" w:bidi="fr_FR"/>
-        </w:rPr>
-        <w:t xml:space="preserve"> relie également cette figure à Jésus-Christ, qui a été percé pour nos péchés. Dieu le Père a confié à Jésus toute autorité et tout pouvoir pour gouverner et atteindre les nations (</w:t>
-      </w:r>
-      <w:hyperlink r:id="rId45">
-        <w:r>
-          <w:rPr>
-            <w:lang w:val="fr_FR" w:bidi="fr_FR"/>
-          </w:rPr>
-          <w:rPr>
-            <w:color w:val="0000EE"/>
-            <w:u w:val="single"/>
-          </w:rPr>
-          <w:t xml:space="preserve">Dn 7.14 </w:t>
-        </w:r>
-      </w:hyperlink>
-      <w:r>
-        <w:rPr>
-          <w:lang w:val="fr_FR" w:bidi="fr_FR"/>
-        </w:rPr>
-        <w:t xml:space="preserve">; </w:t>
-      </w:r>
-      <w:hyperlink r:id="rId46">
-        <w:r>
-          <w:rPr>
-            <w:lang w:val="fr_FR" w:bidi="fr_FR"/>
-          </w:rPr>
-          <w:rPr>
-            <w:color w:val="0000EE"/>
-            <w:u w:val="single"/>
-          </w:rPr>
-          <w:t xml:space="preserve">Mt 28.18 </w:t>
-        </w:r>
-      </w:hyperlink>
-      <w:r>
-        <w:rPr>
-          <w:lang w:val="fr_FR" w:bidi="fr_FR"/>
-        </w:rPr>
-        <w:t xml:space="preserve">; </w:t>
-      </w:r>
-      <w:hyperlink r:id="rId47">
-        <w:r>
-          <w:rPr>
-            <w:lang w:val="fr_FR" w:bidi="fr_FR"/>
-          </w:rPr>
-          <w:rPr>
-            <w:color w:val="0000EE"/>
-            <w:u w:val="single"/>
-          </w:rPr>
-          <w:t>19–20</w:t>
-        </w:r>
-      </w:hyperlink>
-      <w:r>
-        <w:rPr>
-          <w:lang w:val="fr_FR" w:bidi="fr_FR"/>
-        </w:rPr>
-        <w:t>). En effet, Dieu avait appelé Abraham à former une grande nation par laquelle toutes les nations seraient bénies (</w:t>
-      </w:r>
-      <w:hyperlink r:id="rId48">
-        <w:r>
-          <w:rPr>
-            <w:lang w:val="fr_FR" w:bidi="fr_FR"/>
-          </w:rPr>
-          <w:rPr>
-            <w:color w:val="0000EE"/>
-            <w:u w:val="single"/>
-          </w:rPr>
-          <w:t>Gn 12.1–3</w:t>
-        </w:r>
-      </w:hyperlink>
-      <w:r>
-        <w:rPr>
-          <w:lang w:val="fr_FR" w:bidi="fr_FR"/>
-        </w:rPr>
-        <w:t>), promesse que Jésus a accomplie.</w:t>
+    </w:p>
+    <w:p>
+      <w:pPr>
+        <w:pStyle w:val="Heading2"/>
+      </w:pPr>
+      <w:r>
+        <w:rPr>
+          <w:lang w:val="fr_FR" w:bidi="fr_FR"/>
+        </w:rPr>
+        <w:t>Léa</w:t>
+      </w:r>
+      <w:r>
+        <w:rPr>
+          <w:lang w:val="fr_FR" w:bidi="fr_FR"/>
+        </w:rPr>
       </w:r>
     </w:p>
     <w:p>
@@ -1502,10 +1783,9 @@
       </w:r>
       <w:r>
         <w:rPr>
-          <w:u w:val="single"/>
-          <w:lang w:val="fr_FR" w:bidi="fr_FR"/>
-        </w:rPr>
-        <w:t>Passages pour une étude approfondie</w:t>
+          <w:lang w:val="fr_FR" w:bidi="fr_FR"/>
+        </w:rPr>
+        <w:t>Léa était la fille aînée de Laban, la première épouse de Jacob qu’il n’aimait pas, et la sœur aînée de Rachel.</w:t>
       </w:r>
     </w:p>
     <w:p>
@@ -1515,153 +1795,137 @@
           <w:lang w:val="fr_FR" w:bidi="fr_FR"/>
         </w:rPr>
       </w:r>
-      <w:hyperlink r:id="rId25">
-        <w:r>
-          <w:rPr>
-            <w:lang w:val="fr_FR" w:bidi="fr_FR"/>
-          </w:rPr>
-          <w:rPr>
-            <w:color w:val="0000EE"/>
-            <w:u w:val="single"/>
-          </w:rPr>
-          <w:t>Dn 7.13–14</w:t>
-        </w:r>
-      </w:hyperlink>
-      <w:r>
-        <w:rPr>
-          <w:lang w:val="fr_FR" w:bidi="fr_FR"/>
-        </w:rPr>
-        <w:t xml:space="preserve"> ; </w:t>
-      </w:r>
-      <w:hyperlink r:id="rId35">
-        <w:r>
-          <w:rPr>
-            <w:lang w:val="fr_FR" w:bidi="fr_FR"/>
-          </w:rPr>
-          <w:rPr>
-            <w:color w:val="0000EE"/>
-            <w:u w:val="single"/>
-          </w:rPr>
-          <w:t>Mt 24.30</w:t>
-        </w:r>
-      </w:hyperlink>
-      <w:r>
-        <w:rPr>
-          <w:lang w:val="fr_FR" w:bidi="fr_FR"/>
-        </w:rPr>
-        <w:t xml:space="preserve"> ; </w:t>
-      </w:r>
-      <w:hyperlink r:id="rId36">
-        <w:r>
-          <w:rPr>
-            <w:lang w:val="fr_FR" w:bidi="fr_FR"/>
-          </w:rPr>
-          <w:rPr>
-            <w:color w:val="0000EE"/>
-            <w:u w:val="single"/>
-          </w:rPr>
-          <w:t>26.24</w:t>
-        </w:r>
-      </w:hyperlink>
-      <w:r>
-        <w:rPr>
-          <w:lang w:val="fr_FR" w:bidi="fr_FR"/>
-        </w:rPr>
-        <w:t xml:space="preserve"> ; </w:t>
-      </w:r>
-      <w:hyperlink r:id="rId37">
-        <w:r>
-          <w:rPr>
-            <w:lang w:val="fr_FR" w:bidi="fr_FR"/>
-          </w:rPr>
-          <w:rPr>
-            <w:color w:val="0000EE"/>
-            <w:u w:val="single"/>
-          </w:rPr>
-          <w:t>Mc 13.26</w:t>
-        </w:r>
-      </w:hyperlink>
-      <w:r>
-        <w:rPr>
-          <w:lang w:val="fr_FR" w:bidi="fr_FR"/>
-        </w:rPr>
-        <w:t xml:space="preserve"> ; </w:t>
-      </w:r>
-      <w:hyperlink r:id="rId38">
-        <w:r>
-          <w:rPr>
-            <w:lang w:val="fr_FR" w:bidi="fr_FR"/>
-          </w:rPr>
-          <w:rPr>
-            <w:color w:val="0000EE"/>
-            <w:u w:val="single"/>
-          </w:rPr>
-          <w:t>Lc 21.27</w:t>
-        </w:r>
-      </w:hyperlink>
-      <w:r>
-        <w:rPr>
-          <w:lang w:val="fr_FR" w:bidi="fr_FR"/>
-        </w:rPr>
-        <w:t xml:space="preserve"> ; </w:t>
-      </w:r>
-      <w:hyperlink r:id="rId39">
-        <w:r>
-          <w:rPr>
-            <w:lang w:val="fr_FR" w:bidi="fr_FR"/>
-          </w:rPr>
-          <w:rPr>
-            <w:color w:val="0000EE"/>
-            <w:u w:val="single"/>
-          </w:rPr>
-          <w:t>Jn 12.34</w:t>
-        </w:r>
-      </w:hyperlink>
-      <w:r>
-        <w:rPr>
-          <w:lang w:val="fr_FR" w:bidi="fr_FR"/>
-        </w:rPr>
-        <w:t xml:space="preserve"> ; </w:t>
-      </w:r>
-      <w:hyperlink r:id="rId42">
-        <w:r>
-          <w:rPr>
-            <w:lang w:val="fr_FR" w:bidi="fr_FR"/>
-          </w:rPr>
-          <w:rPr>
-            <w:color w:val="0000EE"/>
-            <w:u w:val="single"/>
-          </w:rPr>
-          <w:t>Ap 1.13</w:t>
-        </w:r>
-      </w:hyperlink>
-      <w:r>
-        <w:rPr>
-          <w:lang w:val="fr_FR" w:bidi="fr_FR"/>
-        </w:rPr>
-        <w:t xml:space="preserve"> ; </w:t>
-      </w:r>
-      <w:hyperlink r:id="rId43">
-        <w:r>
-          <w:rPr>
-            <w:lang w:val="fr_FR" w:bidi="fr_FR"/>
-          </w:rPr>
-          <w:rPr>
-            <w:color w:val="0000EE"/>
-            <w:u w:val="single"/>
-          </w:rPr>
-          <w:t>14.14</w:t>
-        </w:r>
-      </w:hyperlink>
-      <w:r>
-        <w:rPr>
-          <w:lang w:val="fr_FR" w:bidi="fr_FR"/>
-        </w:rPr>
-      </w:r>
-      <w:r>
-        <w:rPr>
-          <w:lang w:val="fr_FR" w:bidi="fr_FR"/>
-        </w:rPr>
+      <w:r>
+        <w:rPr>
+          <w:lang w:val="fr_FR" w:bidi="fr_FR"/>
+        </w:rPr>
+        <w:t>Jacob a trompé son père Isaac pour obtenir la bénédiction destinée à Ésaü (</w:t>
+      </w:r>
+      <w:hyperlink r:id="rId54">
+        <w:r>
+          <w:rPr>
+            <w:lang w:val="fr_FR" w:bidi="fr_FR"/>
+          </w:rPr>
+          <w:rPr>
+            <w:color w:val="0000EE"/>
+            <w:u w:val="single"/>
+          </w:rPr>
+          <w:t>Gn 27.1–40</w:t>
+        </w:r>
+      </w:hyperlink>
+      <w:r>
+        <w:rPr>
+          <w:lang w:val="fr_FR" w:bidi="fr_FR"/>
+        </w:rPr>
+        <w:t>). Puis, il est allé chez son oncle Laban en Mésopotamie pour échapper à la colère d’Ésaü et trouver une épouse (</w:t>
+      </w:r>
+      <w:hyperlink r:id="rId55">
+        <w:r>
+          <w:rPr>
+            <w:lang w:val="fr_FR" w:bidi="fr_FR"/>
+          </w:rPr>
+          <w:rPr>
+            <w:color w:val="0000EE"/>
+            <w:u w:val="single"/>
+          </w:rPr>
+          <w:t>Gn 27.41–28.5</w:t>
+        </w:r>
+      </w:hyperlink>
+      <w:r>
+        <w:rPr>
+          <w:lang w:val="fr_FR" w:bidi="fr_FR"/>
+        </w:rPr>
+        <w:t>). Jacob est tombé amoureux de sa cousine Rachel et a convenu avec son père de l’épouser après avoir travaillé pendant sept ans (</w:t>
+      </w:r>
+      <w:hyperlink r:id="rId56">
+        <w:r>
+          <w:rPr>
+            <w:lang w:val="fr_FR" w:bidi="fr_FR"/>
+          </w:rPr>
+          <w:rPr>
+            <w:color w:val="0000EE"/>
+            <w:u w:val="single"/>
+          </w:rPr>
+          <w:t>Gn 29.17–20</w:t>
+        </w:r>
+      </w:hyperlink>
+      <w:r>
+        <w:rPr>
+          <w:lang w:val="fr_FR" w:bidi="fr_FR"/>
+        </w:rPr>
+        <w:t>). Pendant le festin de mariage, Laban a trompé Jacob en lui donnant Léa au lieu de Rachel (</w:t>
+      </w:r>
+      <w:hyperlink r:id="rId57">
+        <w:r>
+          <w:rPr>
+            <w:lang w:val="fr_FR" w:bidi="fr_FR"/>
+          </w:rPr>
+          <w:rPr>
+            <w:color w:val="0000EE"/>
+            <w:u w:val="single"/>
+          </w:rPr>
+          <w:t>Gn 29.21–25</w:t>
+        </w:r>
+      </w:hyperlink>
+      <w:r>
+        <w:rPr>
+          <w:lang w:val="fr_FR" w:bidi="fr_FR"/>
+        </w:rPr>
+        <w:t>). Laban a expliqué que la coutume exigeait que la fille aînée se marie en premier (</w:t>
+      </w:r>
+      <w:hyperlink r:id="rId58">
+        <w:r>
+          <w:rPr>
+            <w:lang w:val="fr_FR" w:bidi="fr_FR"/>
+          </w:rPr>
+          <w:rPr>
+            <w:color w:val="0000EE"/>
+            <w:u w:val="single"/>
+          </w:rPr>
+          <w:t>Gn 29.26</w:t>
+        </w:r>
+      </w:hyperlink>
+      <w:r>
+        <w:rPr>
+          <w:lang w:val="fr_FR" w:bidi="fr_FR"/>
+        </w:rPr>
+        <w:t>). Léa était moins attirante que sa sœur (</w:t>
+      </w:r>
+      <w:hyperlink r:id="rId59">
+        <w:r>
+          <w:rPr>
+            <w:lang w:val="fr_FR" w:bidi="fr_FR"/>
+          </w:rPr>
+          <w:rPr>
+            <w:color w:val="0000EE"/>
+            <w:u w:val="single"/>
+          </w:rPr>
+          <w:t>Gn 29.17</w:t>
+        </w:r>
+      </w:hyperlink>
+      <w:r>
+        <w:rPr>
+          <w:lang w:val="fr_FR" w:bidi="fr_FR"/>
+        </w:rPr>
+        <w:t>). Jacob ne l’aimait pas (</w:t>
+      </w:r>
+      <w:hyperlink r:id="rId60">
+        <w:r>
+          <w:rPr>
+            <w:lang w:val="fr_FR" w:bidi="fr_FR"/>
+          </w:rPr>
+          <w:rPr>
+            <w:color w:val="0000EE"/>
+            <w:u w:val="single"/>
+          </w:rPr>
+          <w:t>Gn 29.30–35</w:t>
+        </w:r>
+      </w:hyperlink>
+      <w:r>
+        <w:rPr>
+          <w:lang w:val="fr_FR" w:bidi="fr_FR"/>
+        </w:rPr>
+        <w:t>).</w:t>
       </w:r>
     </w:p>
     <w:p>
@@ -1671,626 +1935,13 @@
           <w:lang w:val="fr_FR" w:bidi="fr_FR"/>
         </w:rPr>
       </w:r>
-    </w:p>
-    <w:p>
-      <w:pPr>
-        <w:pStyle w:val="Heading2"/>
-      </w:pPr>
-      <w:r>
-        <w:rPr>
-          <w:lang w:val="fr_FR" w:bidi="fr_FR"/>
-        </w:rPr>
-        <w:t>Le Sanhédrin</w:t>
-      </w:r>
-      <w:r>
-        <w:rPr>
-          <w:lang w:val="fr_FR" w:bidi="fr_FR"/>
-        </w:rPr>
-      </w:r>
-    </w:p>
-    <w:p>
-      <w:pPr/>
-      <w:r>
-        <w:rPr>
-          <w:lang w:val="fr_FR" w:bidi="fr_FR"/>
-        </w:rPr>
-      </w:r>
-      <w:r>
-        <w:rPr>
-          <w:lang w:val="fr_FR" w:bidi="fr_FR"/>
-        </w:rPr>
-        <w:t xml:space="preserve">Le haut conseil des dirigeants juifs à Jérusalem, traditionnellement appelé le Sanhédrin (du grec </w:t>
-      </w:r>
-      <w:r>
-        <w:rPr>
-          <w:i/>
-          <w:lang w:val="fr_FR" w:bidi="fr_FR"/>
-        </w:rPr>
-        <w:t>sunedrion</w:t>
-      </w:r>
-      <w:r>
-        <w:rPr>
-          <w:lang w:val="fr_FR" w:bidi="fr_FR"/>
-        </w:rPr>
-        <w:t>, signifiant « conseil »), exerçait un pouvoir considérable dans le gouvernement du peuple juif.</w:t>
-      </w:r>
-    </w:p>
-    <w:p>
-      <w:pPr/>
-      <w:r>
-        <w:rPr>
-          <w:lang w:val="fr_FR" w:bidi="fr_FR"/>
-        </w:rPr>
-      </w:r>
-      <w:r>
-        <w:rPr>
-          <w:lang w:val="fr_FR" w:bidi="fr_FR"/>
-        </w:rPr>
-        <w:t>Selon la tradition juive, le Sanhédrin aurait été institué lorsque Moïse choisit soixante-dix anciens (</w:t>
-      </w:r>
-      <w:hyperlink r:id="rId49">
-        <w:r>
-          <w:rPr>
-            <w:lang w:val="fr_FR" w:bidi="fr_FR"/>
-          </w:rPr>
-          <w:rPr>
-            <w:color w:val="0000EE"/>
-            <w:u w:val="single"/>
-          </w:rPr>
-          <w:t>Nb 11.16</w:t>
-        </w:r>
-      </w:hyperlink>
-      <w:r>
-        <w:rPr>
-          <w:lang w:val="fr_FR" w:bidi="fr_FR"/>
-        </w:rPr>
-        <w:t xml:space="preserve">). Néanmoins, la première référence écrite à ce conseil apparaît dans les </w:t>
-      </w:r>
-      <w:r>
-        <w:rPr>
-          <w:i/>
-          <w:lang w:val="fr_FR" w:bidi="fr_FR"/>
-        </w:rPr>
-        <w:t>Antiquités</w:t>
-      </w:r>
-      <w:r>
-        <w:rPr>
-          <w:lang w:val="fr_FR" w:bidi="fr_FR"/>
-        </w:rPr>
-        <w:t xml:space="preserve"> de Josèphe (12.3.3), à l'époque d'Antiochos le Grand, entre 223 et 187 av. J.-C.</w:t>
-      </w:r>
-    </w:p>
-    <w:p>
-      <w:pPr/>
-      <w:r>
-        <w:rPr>
-          <w:lang w:val="fr_FR" w:bidi="fr_FR"/>
-        </w:rPr>
-      </w:r>
-      <w:r>
-        <w:rPr>
-          <w:lang w:val="fr_FR" w:bidi="fr_FR"/>
-        </w:rPr>
-        <w:t xml:space="preserve"> Le Sanhédrin a probablement débuté comme un groupe autonome de dirigeants sous la domination perse (voir </w:t>
-      </w:r>
-      <w:hyperlink r:id="rId50">
-        <w:r>
-          <w:rPr>
-            <w:lang w:val="fr_FR" w:bidi="fr_FR"/>
-          </w:rPr>
-          <w:rPr>
-            <w:color w:val="0000EE"/>
-            <w:u w:val="single"/>
-          </w:rPr>
-          <w:t>Esd 5.5–10</w:t>
-        </w:r>
-      </w:hyperlink>
-      <w:r>
-        <w:rPr>
-          <w:lang w:val="fr_FR" w:bidi="fr_FR"/>
-        </w:rPr>
-        <w:t xml:space="preserve">; </w:t>
-      </w:r>
-      <w:hyperlink r:id="rId51">
-        <w:r>
-          <w:rPr>
-            <w:lang w:val="fr_FR" w:bidi="fr_FR"/>
-          </w:rPr>
-          <w:rPr>
-            <w:color w:val="0000EE"/>
-            <w:u w:val="single"/>
-          </w:rPr>
-          <w:t>Né 2.16</w:t>
-        </w:r>
-      </w:hyperlink>
-      <w:r>
-        <w:rPr>
-          <w:lang w:val="fr_FR" w:bidi="fr_FR"/>
-        </w:rPr>
-        <w:t>), placé sous le contrôle de la classe sacerdotale, dirigée par le souverain sacrificateur. Au fil du temps, l'influence des autorités romaines et des pharisiens se fit sentir sur les sacrificateurs, tandis qu'Hérode le Grand exerçait une forte emprise sur leurs activités.</w:t>
-      </w:r>
-    </w:p>
-    <w:p>
-      <w:pPr/>
-      <w:r>
-        <w:rPr>
-          <w:lang w:val="fr_FR" w:bidi="fr_FR"/>
-        </w:rPr>
-      </w:r>
-      <w:r>
-        <w:rPr>
-          <w:lang w:val="fr_FR" w:bidi="fr_FR"/>
-        </w:rPr>
-        <w:t xml:space="preserve">Le Sanhédrin se chargeait des affaires légales et religieuses du judaïsme, tranchant les différends non résolus par les tribunaux plus modestes, appelés « sanhédrins locaux », et administrant la justice pénale ainsi que les arrestations (voir </w:t>
-      </w:r>
-      <w:hyperlink r:id="rId52">
-        <w:r>
-          <w:rPr>
-            <w:lang w:val="fr_FR" w:bidi="fr_FR"/>
-          </w:rPr>
-          <w:rPr>
-            <w:color w:val="0000EE"/>
-            <w:u w:val="single"/>
-          </w:rPr>
-          <w:t>Ac 9.1–2</w:t>
-        </w:r>
-      </w:hyperlink>
-      <w:r>
-        <w:rPr>
-          <w:lang w:val="fr_FR" w:bidi="fr_FR"/>
-        </w:rPr>
-        <w:t>). Bien qu'il prenne des décisions officielles concernant les questions juives, celles-ci ne s'exécutaient pas de sa propre initiative : le Sanhédrin ne pouvait pas exécuter un criminel sans l'approbation romaine (</w:t>
-      </w:r>
-      <w:hyperlink r:id="rId53">
-        <w:r>
-          <w:rPr>
-            <w:lang w:val="fr_FR" w:bidi="fr_FR"/>
-          </w:rPr>
-          <w:rPr>
-            <w:color w:val="0000EE"/>
-            <w:u w:val="single"/>
-          </w:rPr>
-          <w:t>Jn 18.31</w:t>
-        </w:r>
-      </w:hyperlink>
-      <w:r>
-        <w:rPr>
-          <w:lang w:val="fr_FR" w:bidi="fr_FR"/>
-        </w:rPr>
-        <w:t>).</w:t>
-      </w:r>
-    </w:p>
-    <w:p>
-      <w:pPr/>
-      <w:r>
-        <w:rPr>
-          <w:lang w:val="fr_FR" w:bidi="fr_FR"/>
-        </w:rPr>
-      </w:r>
-      <w:r>
-        <w:rPr>
-          <w:lang w:val="fr_FR" w:bidi="fr_FR"/>
-        </w:rPr>
-        <w:t>La destruction de Jérusalem en 70 après J.-C. mit un terme définitif au rôle du haut conseil en tant que dirigeant du judaïsme.</w:t>
-      </w:r>
-    </w:p>
-    <w:p>
-      <w:pPr/>
-      <w:r>
-        <w:rPr>
-          <w:lang w:val="fr_FR" w:bidi="fr_FR"/>
-        </w:rPr>
-      </w:r>
-      <w:r>
-        <w:rPr>
-          <w:u w:val="single"/>
-          <w:lang w:val="fr_FR" w:bidi="fr_FR"/>
-        </w:rPr>
-        <w:t>Passages pour une étude approfondie</w:t>
-      </w:r>
-    </w:p>
-    <w:p>
-      <w:pPr/>
-      <w:r>
-        <w:rPr>
-          <w:lang w:val="fr_FR" w:bidi="fr_FR"/>
-        </w:rPr>
-      </w:r>
-      <w:hyperlink r:id="rId54">
-        <w:r>
-          <w:rPr>
-            <w:lang w:val="fr_FR" w:bidi="fr_FR"/>
-          </w:rPr>
-          <w:rPr>
-            <w:color w:val="0000EE"/>
-            <w:u w:val="single"/>
-          </w:rPr>
-          <w:t>Mt 26.57–68</w:t>
-        </w:r>
-      </w:hyperlink>
-      <w:r>
-        <w:rPr>
-          <w:lang w:val="fr_FR" w:bidi="fr_FR"/>
-        </w:rPr>
-        <w:t xml:space="preserve"> ; </w:t>
-      </w:r>
-      <w:hyperlink r:id="rId55">
-        <w:r>
-          <w:rPr>
-            <w:lang w:val="fr_FR" w:bidi="fr_FR"/>
-          </w:rPr>
-          <w:rPr>
-            <w:color w:val="0000EE"/>
-            <w:u w:val="single"/>
-          </w:rPr>
-          <w:t>Mc 14.53–65</w:t>
-        </w:r>
-      </w:hyperlink>
-      <w:r>
-        <w:rPr>
-          <w:lang w:val="fr_FR" w:bidi="fr_FR"/>
-        </w:rPr>
-        <w:t xml:space="preserve"> ; </w:t>
-      </w:r>
-      <w:hyperlink r:id="rId56">
-        <w:r>
-          <w:rPr>
-            <w:lang w:val="fr_FR" w:bidi="fr_FR"/>
-          </w:rPr>
-          <w:rPr>
-            <w:color w:val="0000EE"/>
-            <w:u w:val="single"/>
-          </w:rPr>
-          <w:t>15.1</w:t>
-        </w:r>
-      </w:hyperlink>
-      <w:r>
-        <w:rPr>
-          <w:lang w:val="fr_FR" w:bidi="fr_FR"/>
-        </w:rPr>
-        <w:t xml:space="preserve">, </w:t>
-      </w:r>
-      <w:hyperlink r:id="rId57">
-        <w:r>
-          <w:rPr>
-            <w:lang w:val="fr_FR" w:bidi="fr_FR"/>
-          </w:rPr>
-          <w:rPr>
-            <w:color w:val="0000EE"/>
-            <w:u w:val="single"/>
-          </w:rPr>
-          <w:t>43</w:t>
-        </w:r>
-      </w:hyperlink>
-      <w:r>
-        <w:rPr>
-          <w:lang w:val="fr_FR" w:bidi="fr_FR"/>
-        </w:rPr>
-        <w:t xml:space="preserve"> ; </w:t>
-      </w:r>
-      <w:hyperlink r:id="rId58">
-        <w:r>
-          <w:rPr>
-            <w:lang w:val="fr_FR" w:bidi="fr_FR"/>
-          </w:rPr>
-          <w:rPr>
-            <w:color w:val="0000EE"/>
-            <w:u w:val="single"/>
-          </w:rPr>
-          <w:t>Lc 22.66–71</w:t>
-        </w:r>
-      </w:hyperlink>
-      <w:r>
-        <w:rPr>
-          <w:lang w:val="fr_FR" w:bidi="fr_FR"/>
-        </w:rPr>
-        <w:t xml:space="preserve"> ; </w:t>
-      </w:r>
-      <w:hyperlink r:id="rId59">
-        <w:r>
-          <w:rPr>
-            <w:lang w:val="fr_FR" w:bidi="fr_FR"/>
-          </w:rPr>
-          <w:rPr>
-            <w:color w:val="0000EE"/>
-            <w:u w:val="single"/>
-          </w:rPr>
-          <w:t>23.50–54</w:t>
-        </w:r>
-      </w:hyperlink>
-      <w:r>
-        <w:rPr>
-          <w:lang w:val="fr_FR" w:bidi="fr_FR"/>
-        </w:rPr>
-        <w:t xml:space="preserve"> ; </w:t>
-      </w:r>
-      <w:hyperlink r:id="rId60">
-        <w:r>
-          <w:rPr>
-            <w:lang w:val="fr_FR" w:bidi="fr_FR"/>
-          </w:rPr>
-          <w:rPr>
-            <w:color w:val="0000EE"/>
-            <w:u w:val="single"/>
-          </w:rPr>
-          <w:t>Jn 11.47–53</w:t>
-        </w:r>
-      </w:hyperlink>
-      <w:r>
-        <w:rPr>
-          <w:lang w:val="fr_FR" w:bidi="fr_FR"/>
-        </w:rPr>
-        <w:t xml:space="preserve"> ; </w:t>
+      <w:r>
+        <w:rPr>
+          <w:lang w:val="fr_FR" w:bidi="fr_FR"/>
+        </w:rPr>
+        <w:t>Jacob aimait tellement Rachel qu’il travailla sept années supplémentaires pour l’épouser. Comme Jacob préférait Rachel, le Seigneur bénit Léa avec six fils et une fille avant que Rachel ne puisse avoir des enfants (</w:t>
       </w:r>
       <w:hyperlink r:id="rId61">
-        <w:r>
-          <w:rPr>
-            <w:lang w:val="fr_FR" w:bidi="fr_FR"/>
-          </w:rPr>
-          <w:rPr>
-            <w:color w:val="0000EE"/>
-            <w:u w:val="single"/>
-          </w:rPr>
-          <w:t>Ac 5.21–41</w:t>
-        </w:r>
-      </w:hyperlink>
-      <w:r>
-        <w:rPr>
-          <w:lang w:val="fr_FR" w:bidi="fr_FR"/>
-        </w:rPr>
-        <w:t xml:space="preserve"> ; </w:t>
-      </w:r>
-      <w:hyperlink r:id="rId62">
-        <w:r>
-          <w:rPr>
-            <w:lang w:val="fr_FR" w:bidi="fr_FR"/>
-          </w:rPr>
-          <w:rPr>
-            <w:color w:val="0000EE"/>
-            <w:u w:val="single"/>
-          </w:rPr>
-          <w:t>6.11–8.1</w:t>
-        </w:r>
-      </w:hyperlink>
-      <w:r>
-        <w:rPr>
-          <w:lang w:val="fr_FR" w:bidi="fr_FR"/>
-        </w:rPr>
-        <w:t xml:space="preserve"> ; </w:t>
-      </w:r>
-      <w:hyperlink r:id="rId63">
-        <w:r>
-          <w:rPr>
-            <w:lang w:val="fr_FR" w:bidi="fr_FR"/>
-          </w:rPr>
-          <w:rPr>
-            <w:color w:val="0000EE"/>
-            <w:u w:val="single"/>
-          </w:rPr>
-          <w:t>22.30–23.10</w:t>
-        </w:r>
-      </w:hyperlink>
-      <w:r>
-        <w:rPr>
-          <w:lang w:val="fr_FR" w:bidi="fr_FR"/>
-        </w:rPr>
-        <w:t xml:space="preserve"> ; </w:t>
-      </w:r>
-      <w:hyperlink r:id="rId64">
-        <w:r>
-          <w:rPr>
-            <w:lang w:val="fr_FR" w:bidi="fr_FR"/>
-          </w:rPr>
-          <w:rPr>
-            <w:color w:val="0000EE"/>
-            <w:u w:val="single"/>
-          </w:rPr>
-          <w:t>23.26–30</w:t>
-        </w:r>
-      </w:hyperlink>
-      <w:r>
-        <w:rPr>
-          <w:lang w:val="fr_FR" w:bidi="fr_FR"/>
-        </w:rPr>
-      </w:r>
-      <w:r>
-        <w:rPr>
-          <w:lang w:val="fr_FR" w:bidi="fr_FR"/>
-        </w:rPr>
-      </w:r>
-    </w:p>
-    <w:p>
-      <w:pPr/>
-      <w:r>
-        <w:rPr>
-          <w:lang w:val="fr_FR" w:bidi="fr_FR"/>
-        </w:rPr>
-      </w:r>
-    </w:p>
-    <w:p>
-      <w:pPr>
-        <w:pStyle w:val="Heading2"/>
-      </w:pPr>
-      <w:r>
-        <w:rPr>
-          <w:lang w:val="fr_FR" w:bidi="fr_FR"/>
-        </w:rPr>
-        <w:t>Léa</w:t>
-      </w:r>
-      <w:r>
-        <w:rPr>
-          <w:lang w:val="fr_FR" w:bidi="fr_FR"/>
-        </w:rPr>
-      </w:r>
-    </w:p>
-    <w:p>
-      <w:pPr/>
-      <w:r>
-        <w:rPr>
-          <w:lang w:val="fr_FR" w:bidi="fr_FR"/>
-        </w:rPr>
-      </w:r>
-      <w:r>
-        <w:rPr>
-          <w:lang w:val="fr_FR" w:bidi="fr_FR"/>
-        </w:rPr>
-        <w:t>Léa était la fille aînée de Laban, la première épouse de Jacob qu’il n’aimait pas, et la sœur aînée de Rachel.</w:t>
-      </w:r>
-    </w:p>
-    <w:p>
-      <w:pPr/>
-      <w:r>
-        <w:rPr>
-          <w:lang w:val="fr_FR" w:bidi="fr_FR"/>
-        </w:rPr>
-      </w:r>
-      <w:r>
-        <w:rPr>
-          <w:lang w:val="fr_FR" w:bidi="fr_FR"/>
-        </w:rPr>
-        <w:t>Jacob a trompé son père Isaac pour obtenir la bénédiction destinée à Ésaü (</w:t>
-      </w:r>
-      <w:hyperlink r:id="rId65">
-        <w:r>
-          <w:rPr>
-            <w:lang w:val="fr_FR" w:bidi="fr_FR"/>
-          </w:rPr>
-          <w:rPr>
-            <w:color w:val="0000EE"/>
-            <w:u w:val="single"/>
-          </w:rPr>
-          <w:t>Gn 27.1–40</w:t>
-        </w:r>
-      </w:hyperlink>
-      <w:r>
-        <w:rPr>
-          <w:lang w:val="fr_FR" w:bidi="fr_FR"/>
-        </w:rPr>
-        <w:t>). Puis, il est allé chez son oncle Laban en Mésopotamie pour échapper à la colère d’Ésaü et trouver une épouse (</w:t>
-      </w:r>
-      <w:hyperlink r:id="rId66">
-        <w:r>
-          <w:rPr>
-            <w:lang w:val="fr_FR" w:bidi="fr_FR"/>
-          </w:rPr>
-          <w:rPr>
-            <w:color w:val="0000EE"/>
-            <w:u w:val="single"/>
-          </w:rPr>
-          <w:t>Gn 27.41–28.5</w:t>
-        </w:r>
-      </w:hyperlink>
-      <w:r>
-        <w:rPr>
-          <w:lang w:val="fr_FR" w:bidi="fr_FR"/>
-        </w:rPr>
-        <w:t>). Jacob est tombé amoureux de sa cousine Rachel et a convenu avec son père de l’épouser après avoir travaillé pendant sept ans (</w:t>
-      </w:r>
-      <w:hyperlink r:id="rId67">
-        <w:r>
-          <w:rPr>
-            <w:lang w:val="fr_FR" w:bidi="fr_FR"/>
-          </w:rPr>
-          <w:rPr>
-            <w:color w:val="0000EE"/>
-            <w:u w:val="single"/>
-          </w:rPr>
-          <w:t>Gn 29.17–20</w:t>
-        </w:r>
-      </w:hyperlink>
-      <w:r>
-        <w:rPr>
-          <w:lang w:val="fr_FR" w:bidi="fr_FR"/>
-        </w:rPr>
-        <w:t>). Pendant le festin de mariage, Laban a trompé Jacob en lui donnant Léa au lieu de Rachel (</w:t>
-      </w:r>
-      <w:hyperlink r:id="rId68">
-        <w:r>
-          <w:rPr>
-            <w:lang w:val="fr_FR" w:bidi="fr_FR"/>
-          </w:rPr>
-          <w:rPr>
-            <w:color w:val="0000EE"/>
-            <w:u w:val="single"/>
-          </w:rPr>
-          <w:t>Gn 29.21–25</w:t>
-        </w:r>
-      </w:hyperlink>
-      <w:r>
-        <w:rPr>
-          <w:lang w:val="fr_FR" w:bidi="fr_FR"/>
-        </w:rPr>
-        <w:t>). Laban a expliqué que la coutume exigeait que la fille aînée se marie en premier (</w:t>
-      </w:r>
-      <w:hyperlink r:id="rId69">
-        <w:r>
-          <w:rPr>
-            <w:lang w:val="fr_FR" w:bidi="fr_FR"/>
-          </w:rPr>
-          <w:rPr>
-            <w:color w:val="0000EE"/>
-            <w:u w:val="single"/>
-          </w:rPr>
-          <w:t>Gn 29.26</w:t>
-        </w:r>
-      </w:hyperlink>
-      <w:r>
-        <w:rPr>
-          <w:lang w:val="fr_FR" w:bidi="fr_FR"/>
-        </w:rPr>
-        <w:t>). Léa était moins attirante que sa sœur (</w:t>
-      </w:r>
-      <w:hyperlink r:id="rId70">
-        <w:r>
-          <w:rPr>
-            <w:lang w:val="fr_FR" w:bidi="fr_FR"/>
-          </w:rPr>
-          <w:rPr>
-            <w:color w:val="0000EE"/>
-            <w:u w:val="single"/>
-          </w:rPr>
-          <w:t>Gn 29.17</w:t>
-        </w:r>
-      </w:hyperlink>
-      <w:r>
-        <w:rPr>
-          <w:lang w:val="fr_FR" w:bidi="fr_FR"/>
-        </w:rPr>
-        <w:t>). Jacob ne l’aimait pas (</w:t>
-      </w:r>
-      <w:hyperlink r:id="rId71">
-        <w:r>
-          <w:rPr>
-            <w:lang w:val="fr_FR" w:bidi="fr_FR"/>
-          </w:rPr>
-          <w:rPr>
-            <w:color w:val="0000EE"/>
-            <w:u w:val="single"/>
-          </w:rPr>
-          <w:t>Gn 29.30–35</w:t>
-        </w:r>
-      </w:hyperlink>
-      <w:r>
-        <w:rPr>
-          <w:lang w:val="fr_FR" w:bidi="fr_FR"/>
-        </w:rPr>
-        <w:t>).</w:t>
-      </w:r>
-    </w:p>
-    <w:p>
-      <w:pPr/>
-      <w:r>
-        <w:rPr>
-          <w:lang w:val="fr_FR" w:bidi="fr_FR"/>
-        </w:rPr>
-      </w:r>
-      <w:r>
-        <w:rPr>
-          <w:lang w:val="fr_FR" w:bidi="fr_FR"/>
-        </w:rPr>
-        <w:t>Jacob aimait tellement Rachel qu’il travailla sept années supplémentaires pour l’épouser. Comme Jacob préférait Rachel, le Seigneur bénit Léa avec six fils et une fille avant que Rachel ne puisse avoir des enfants (</w:t>
-      </w:r>
-      <w:hyperlink r:id="rId72">
         <w:r>
           <w:rPr>
             <w:lang w:val="fr_FR" w:bidi="fr_FR"/>
@@ -2452,6 +2103,241 @@
         </w:rPr>
         <w:t>À un moment donné, Rachel a échangé avec Léa des mandragores contre du temps avec Jacob. Les gens pensaient que les mandragores aidaient les femmes à devenir enceintes. Après une nuit avec Jacob, Léa est tombée enceinte et a donné naissance à son cinquième fils (</w:t>
       </w:r>
+      <w:hyperlink r:id="rId62">
+        <w:r>
+          <w:rPr>
+            <w:lang w:val="fr_FR" w:bidi="fr_FR"/>
+          </w:rPr>
+          <w:rPr>
+            <w:color w:val="0000EE"/>
+            <w:u w:val="single"/>
+          </w:rPr>
+          <w:t>Gn 30.14–17</w:t>
+        </w:r>
+      </w:hyperlink>
+      <w:r>
+        <w:rPr>
+          <w:lang w:val="fr_FR" w:bidi="fr_FR"/>
+        </w:rPr>
+        <w:t>). Cela a accru son avantage dans sa rivalité avec Rachel.</w:t>
+      </w:r>
+    </w:p>
+    <w:p>
+      <w:pPr/>
+      <w:r>
+        <w:rPr>
+          <w:lang w:val="fr_FR" w:bidi="fr_FR"/>
+        </w:rPr>
+      </w:r>
+      <w:r>
+        <w:rPr>
+          <w:lang w:val="fr_FR" w:bidi="fr_FR"/>
+        </w:rPr>
+        <w:t>Léa était la mère de deux tribus importantes dans l’histoire israélite. La tribu de Lévi était celle des prêtres. La tribu de Juda est devenue la tribu royale, menant à Jésus-Christ, le descendant promis (</w:t>
+      </w:r>
+      <w:hyperlink r:id="rId63">
+        <w:r>
+          <w:rPr>
+            <w:lang w:val="fr_FR" w:bidi="fr_FR"/>
+          </w:rPr>
+          <w:rPr>
+            <w:color w:val="0000EE"/>
+            <w:u w:val="single"/>
+          </w:rPr>
+          <w:t>Gn 3.15</w:t>
+        </w:r>
+      </w:hyperlink>
+      <w:r>
+        <w:rPr>
+          <w:lang w:val="fr_FR" w:bidi="fr_FR"/>
+        </w:rPr>
+        <w:t xml:space="preserve"> ; </w:t>
+      </w:r>
+      <w:hyperlink r:id="rId64">
+        <w:r>
+          <w:rPr>
+            <w:lang w:val="fr_FR" w:bidi="fr_FR"/>
+          </w:rPr>
+          <w:rPr>
+            <w:color w:val="0000EE"/>
+            <w:u w:val="single"/>
+          </w:rPr>
+          <w:t>12.2–3</w:t>
+        </w:r>
+      </w:hyperlink>
+      <w:r>
+        <w:rPr>
+          <w:lang w:val="fr_FR" w:bidi="fr_FR"/>
+        </w:rPr>
+        <w:t xml:space="preserve"> ; </w:t>
+      </w:r>
+      <w:hyperlink r:id="rId65">
+        <w:r>
+          <w:rPr>
+            <w:lang w:val="fr_FR" w:bidi="fr_FR"/>
+          </w:rPr>
+          <w:rPr>
+            <w:color w:val="0000EE"/>
+            <w:u w:val="single"/>
+          </w:rPr>
+          <w:t>2S 7.16</w:t>
+        </w:r>
+      </w:hyperlink>
+      <w:r>
+        <w:rPr>
+          <w:lang w:val="fr_FR" w:bidi="fr_FR"/>
+        </w:rPr>
+        <w:t xml:space="preserve"> ; </w:t>
+      </w:r>
+      <w:hyperlink r:id="rId66">
+        <w:r>
+          <w:rPr>
+            <w:lang w:val="fr_FR" w:bidi="fr_FR"/>
+          </w:rPr>
+          <w:rPr>
+            <w:color w:val="0000EE"/>
+            <w:u w:val="single"/>
+          </w:rPr>
+          <w:t>Mt 1.1</w:t>
+        </w:r>
+      </w:hyperlink>
+      <w:r>
+        <w:rPr>
+          <w:lang w:val="fr_FR" w:bidi="fr_FR"/>
+        </w:rPr>
+        <w:t>).</w:t>
+      </w:r>
+    </w:p>
+    <w:p>
+      <w:pPr/>
+      <w:r>
+        <w:rPr>
+          <w:lang w:val="fr_FR" w:bidi="fr_FR"/>
+        </w:rPr>
+      </w:r>
+      <w:r>
+        <w:rPr>
+          <w:u w:val="single"/>
+          <w:lang w:val="fr_FR" w:bidi="fr_FR"/>
+        </w:rPr>
+        <w:t>Passages pour une étude approfondie</w:t>
+      </w:r>
+    </w:p>
+    <w:p>
+      <w:pPr/>
+      <w:r>
+        <w:rPr>
+          <w:lang w:val="fr_FR" w:bidi="fr_FR"/>
+        </w:rPr>
+      </w:r>
+      <w:hyperlink r:id="rId67">
+        <w:r>
+          <w:rPr>
+            <w:lang w:val="fr_FR" w:bidi="fr_FR"/>
+          </w:rPr>
+          <w:rPr>
+            <w:color w:val="0000EE"/>
+            <w:u w:val="single"/>
+          </w:rPr>
+          <w:t>Gn 29.14–35</w:t>
+        </w:r>
+      </w:hyperlink>
+      <w:r>
+        <w:rPr>
+          <w:lang w:val="fr_FR" w:bidi="fr_FR"/>
+        </w:rPr>
+        <w:t xml:space="preserve"> ; </w:t>
+      </w:r>
+      <w:hyperlink r:id="rId68">
+        <w:r>
+          <w:rPr>
+            <w:lang w:val="fr_FR" w:bidi="fr_FR"/>
+          </w:rPr>
+          <w:rPr>
+            <w:color w:val="0000EE"/>
+            <w:u w:val="single"/>
+          </w:rPr>
+          <w:t>30.9–21</w:t>
+        </w:r>
+      </w:hyperlink>
+      <w:r>
+        <w:rPr>
+          <w:lang w:val="fr_FR" w:bidi="fr_FR"/>
+        </w:rPr>
+        <w:t xml:space="preserve"> ; </w:t>
+      </w:r>
+      <w:hyperlink r:id="rId69">
+        <w:r>
+          <w:rPr>
+            <w:lang w:val="fr_FR" w:bidi="fr_FR"/>
+          </w:rPr>
+          <w:rPr>
+            <w:color w:val="0000EE"/>
+            <w:u w:val="single"/>
+          </w:rPr>
+          <w:t>31.4–16</w:t>
+        </w:r>
+      </w:hyperlink>
+      <w:r>
+        <w:rPr>
+          <w:lang w:val="fr_FR" w:bidi="fr_FR"/>
+        </w:rPr>
+        <w:t xml:space="preserve"> ; </w:t>
+      </w:r>
+      <w:hyperlink r:id="rId70">
+        <w:r>
+          <w:rPr>
+            <w:lang w:val="fr_FR" w:bidi="fr_FR"/>
+          </w:rPr>
+          <w:rPr>
+            <w:color w:val="0000EE"/>
+            <w:u w:val="single"/>
+          </w:rPr>
+          <w:t>33.1–7</w:t>
+        </w:r>
+      </w:hyperlink>
+      <w:r>
+        <w:rPr>
+          <w:lang w:val="fr_FR" w:bidi="fr_FR"/>
+        </w:rPr>
+        <w:t xml:space="preserve"> ; </w:t>
+      </w:r>
+      <w:hyperlink r:id="rId71">
+        <w:r>
+          <w:rPr>
+            <w:lang w:val="fr_FR" w:bidi="fr_FR"/>
+          </w:rPr>
+          <w:rPr>
+            <w:color w:val="0000EE"/>
+            <w:u w:val="single"/>
+          </w:rPr>
+          <w:t>34.1</w:t>
+        </w:r>
+      </w:hyperlink>
+      <w:r>
+        <w:rPr>
+          <w:lang w:val="fr_FR" w:bidi="fr_FR"/>
+        </w:rPr>
+        <w:t xml:space="preserve"> ; </w:t>
+      </w:r>
+      <w:hyperlink r:id="rId72">
+        <w:r>
+          <w:rPr>
+            <w:lang w:val="fr_FR" w:bidi="fr_FR"/>
+          </w:rPr>
+          <w:rPr>
+            <w:color w:val="0000EE"/>
+            <w:u w:val="single"/>
+          </w:rPr>
+          <w:t>46.8–15</w:t>
+        </w:r>
+      </w:hyperlink>
+      <w:r>
+        <w:rPr>
+          <w:lang w:val="fr_FR" w:bidi="fr_FR"/>
+        </w:rPr>
+        <w:t xml:space="preserve"> ; </w:t>
+      </w:r>
       <w:hyperlink r:id="rId73">
         <w:r>
           <w:rPr>
@@ -2461,14 +2347,36 @@
             <w:color w:val="0000EE"/>
             <w:u w:val="single"/>
           </w:rPr>
-          <w:t>Gn 30.14–17</w:t>
-        </w:r>
-      </w:hyperlink>
-      <w:r>
-        <w:rPr>
-          <w:lang w:val="fr_FR" w:bidi="fr_FR"/>
-        </w:rPr>
-        <w:t>). Cela a accru son avantage dans sa rivalité avec Rachel.</w:t>
+          <w:t>49.31</w:t>
+        </w:r>
+      </w:hyperlink>
+      <w:r>
+        <w:rPr>
+          <w:lang w:val="fr_FR" w:bidi="fr_FR"/>
+        </w:rPr>
+        <w:t xml:space="preserve"> ; </w:t>
+      </w:r>
+      <w:hyperlink r:id="rId74">
+        <w:r>
+          <w:rPr>
+            <w:lang w:val="fr_FR" w:bidi="fr_FR"/>
+          </w:rPr>
+          <w:rPr>
+            <w:color w:val="0000EE"/>
+            <w:u w:val="single"/>
+          </w:rPr>
+          <w:t>Rt 4.11</w:t>
+        </w:r>
+      </w:hyperlink>
+      <w:r>
+        <w:rPr>
+          <w:lang w:val="fr_FR" w:bidi="fr_FR"/>
+        </w:rPr>
+      </w:r>
+      <w:r>
+        <w:rPr>
+          <w:lang w:val="fr_FR" w:bidi="fr_FR"/>
+        </w:rPr>
       </w:r>
     </w:p>
     <w:p>
@@ -2478,22 +2386,210 @@
           <w:lang w:val="fr_FR" w:bidi="fr_FR"/>
         </w:rPr>
       </w:r>
-      <w:r>
-        <w:rPr>
-          <w:lang w:val="fr_FR" w:bidi="fr_FR"/>
-        </w:rPr>
-        <w:t>Léa était la mère de deux tribus importantes dans l’histoire israélite. La tribu de Lévi était celle des prêtres. La tribu de Juda est devenue la tribu royale, menant à Jésus-Christ, le descendant promis (</w:t>
-      </w:r>
-      <w:hyperlink r:id="rId74">
-        <w:r>
-          <w:rPr>
-            <w:lang w:val="fr_FR" w:bidi="fr_FR"/>
-          </w:rPr>
-          <w:rPr>
-            <w:color w:val="0000EE"/>
-            <w:u w:val="single"/>
-          </w:rPr>
-          <w:t>Gn 3.15</w:t>
+    </w:p>
+    <w:p>
+      <w:pPr>
+        <w:pStyle w:val="Heading2"/>
+      </w:pPr>
+      <w:r>
+        <w:rPr>
+          <w:lang w:val="fr_FR" w:bidi="fr_FR"/>
+        </w:rPr>
+        <w:t>L'Église de Rome</w:t>
+      </w:r>
+      <w:r>
+        <w:rPr>
+          <w:lang w:val="fr_FR" w:bidi="fr_FR"/>
+        </w:rPr>
+      </w:r>
+    </w:p>
+    <w:p>
+      <w:pPr/>
+      <w:r>
+        <w:rPr>
+          <w:lang w:val="fr_FR" w:bidi="fr_FR"/>
+        </w:rPr>
+      </w:r>
+      <w:r>
+        <w:rPr>
+          <w:lang w:val="fr_FR" w:bidi="fr_FR"/>
+        </w:rPr>
+        <w:t>Les détails exacts de la fondation de l'église à Rome restent obscurs. La ville comptait une importante population juive, et certains de ces Juifs, présents à Jérusalem lors de la Pentecôte (</w:t>
+      </w:r>
+      <w:hyperlink r:id="rId75">
+        <w:r>
+          <w:rPr>
+            <w:lang w:val="fr_FR" w:bidi="fr_FR"/>
+          </w:rPr>
+          <w:rPr>
+            <w:color w:val="0000EE"/>
+            <w:u w:val="single"/>
+          </w:rPr>
+          <w:t>Ac 2.10</w:t>
+        </w:r>
+      </w:hyperlink>
+      <w:r>
+        <w:rPr>
+          <w:lang w:val="fr_FR" w:bidi="fr_FR"/>
+        </w:rPr>
+        <w:t>), auraient été convertis au christianisme et auraient ramené le message de Jésus à Rome. Cela aurait ainsi donné naissance à une communauté chrétienne au sein des synagogues romaines.</w:t>
+      </w:r>
+    </w:p>
+    <w:p>
+      <w:pPr/>
+      <w:r>
+        <w:rPr>
+          <w:lang w:val="fr_FR" w:bidi="fr_FR"/>
+        </w:rPr>
+      </w:r>
+      <w:r>
+        <w:rPr>
+          <w:lang w:val="fr_FR" w:bidi="fr_FR"/>
+        </w:rPr>
+        <w:t>Il est peu probable que Pierre ait lui-même fondé l'église de Rome, ou qu'il y ait été au moment où Paul écrivit sa lettre aux chrétiens romains vers 57 après J.-C. Si c'était le cas, Paul l'aurait sûrement mentionné dans ses lettres. Ainsi, Paul rédigea cette lettre afin d'offrir des conseils apostoliques à l'église de Rome, qui, en l'absence d'une direction directe d'un apôtre, devait être guidée comme celles qu'il avait fondées (par exemple à Corinthe et en Galatie) ou comme celles qui ne bénéficiaient pas d'une direction apostolique directe, telles que Colosses et Rome.</w:t>
+      </w:r>
+    </w:p>
+    <w:p>
+      <w:pPr/>
+      <w:r>
+        <w:rPr>
+          <w:lang w:val="fr_FR" w:bidi="fr_FR"/>
+        </w:rPr>
+      </w:r>
+      <w:r>
+        <w:rPr>
+          <w:lang w:val="fr_FR" w:bidi="fr_FR"/>
+        </w:rPr>
+        <w:t>Comme en d'autres endroits, il est probable que les Juifs non-chrétiens de Rome expulsèrent les Juifs chrétiens des synagogues, de sorte que lorsque Paul écrivit aux Romains, les croyants se réunissaient au sein de maisons privées (</w:t>
+      </w:r>
+      <w:hyperlink r:id="rId76">
+        <w:r>
+          <w:rPr>
+            <w:lang w:val="fr_FR" w:bidi="fr_FR"/>
+          </w:rPr>
+          <w:rPr>
+            <w:color w:val="0000EE"/>
+            <w:u w:val="single"/>
+          </w:rPr>
+          <w:t>Rm 16.5</w:t>
+        </w:r>
+      </w:hyperlink>
+      <w:r>
+        <w:rPr>
+          <w:lang w:val="fr_FR" w:bidi="fr_FR"/>
+        </w:rPr>
+        <w:t xml:space="preserve">, </w:t>
+      </w:r>
+      <w:hyperlink r:id="rId77">
+        <w:r>
+          <w:rPr>
+            <w:lang w:val="fr_FR" w:bidi="fr_FR"/>
+          </w:rPr>
+          <w:rPr>
+            <w:color w:val="0000EE"/>
+            <w:u w:val="single"/>
+          </w:rPr>
+          <w:t>10–11</w:t>
+        </w:r>
+      </w:hyperlink>
+      <w:r>
+        <w:rPr>
+          <w:lang w:val="fr_FR" w:bidi="fr_FR"/>
+        </w:rPr>
+        <w:t xml:space="preserve">, </w:t>
+      </w:r>
+      <w:hyperlink r:id="rId78">
+        <w:r>
+          <w:rPr>
+            <w:lang w:val="fr_FR" w:bidi="fr_FR"/>
+          </w:rPr>
+          <w:rPr>
+            <w:color w:val="0000EE"/>
+            <w:u w:val="single"/>
+          </w:rPr>
+          <w:t>15</w:t>
+        </w:r>
+      </w:hyperlink>
+      <w:r>
+        <w:rPr>
+          <w:lang w:val="fr_FR" w:bidi="fr_FR"/>
+        </w:rPr>
+        <w:t>). Il n'y avait pas de bâtiment central et on ne sait donc pas si tous les croyants de Rome parvenaient à se réunir en un même lieu.</w:t>
+      </w:r>
+    </w:p>
+    <w:p>
+      <w:pPr/>
+      <w:r>
+        <w:rPr>
+          <w:lang w:val="fr_FR" w:bidi="fr_FR"/>
+        </w:rPr>
+      </w:r>
+      <w:r>
+        <w:rPr>
+          <w:lang w:val="fr_FR" w:bidi="fr_FR"/>
+        </w:rPr>
+        <w:t>Lorsque Claude expulsa les Juifs de Rome vers 49 après J.-C., des chrétiens d'origine juive tels que Priscille et Aquilas durent également partir (</w:t>
+      </w:r>
+      <w:hyperlink r:id="rId79">
+        <w:r>
+          <w:rPr>
+            <w:lang w:val="fr_FR" w:bidi="fr_FR"/>
+          </w:rPr>
+          <w:rPr>
+            <w:color w:val="0000EE"/>
+            <w:u w:val="single"/>
+          </w:rPr>
+          <w:t>Ac 18.2</w:t>
+        </w:r>
+      </w:hyperlink>
+      <w:r>
+        <w:rPr>
+          <w:lang w:val="fr_FR" w:bidi="fr_FR"/>
+        </w:rPr>
+        <w:t>). Ce départ contribua à ce que l'église de Rome se dirige peu à peu vers les païens. Lorsque les Juifs revinrent peu après la mort de Claude en 54 après J.-C., des questions (voire des conflits) émergèrent entre les chrétiens d'origine juive et d'origine païenne. Paul pourrait avoir écrit sa lettre aux Romains pour discuter de ces problèmes pouvant émerger dans un tel groupe mixte.</w:t>
+      </w:r>
+    </w:p>
+    <w:p>
+      <w:pPr/>
+      <w:r>
+        <w:rPr>
+          <w:lang w:val="fr_FR" w:bidi="fr_FR"/>
+        </w:rPr>
+      </w:r>
+      <w:r>
+        <w:rPr>
+          <w:lang w:val="fr_FR" w:bidi="fr_FR"/>
+        </w:rPr>
+        <w:t xml:space="preserve">Comme le montre </w:t>
+      </w:r>
+      <w:hyperlink r:id="rId80">
+        <w:r>
+          <w:rPr>
+            <w:lang w:val="fr_FR" w:bidi="fr_FR"/>
+          </w:rPr>
+          <w:rPr>
+            <w:color w:val="0000EE"/>
+            <w:u w:val="single"/>
+          </w:rPr>
+          <w:t>Rm 16</w:t>
+        </w:r>
+      </w:hyperlink>
+      <w:r>
+        <w:rPr>
+          <w:lang w:val="fr_FR" w:bidi="fr_FR"/>
+        </w:rPr>
+        <w:t>, Paul avait déjà tissé de nombreuses amitiés dans l'église de Rome. Au printemps de l'an 60 après J.-C., environ deux ans après la rédaction de sa lettre, il eut enfin l'occasion de se rendre à Rome, un désir qu'il exprimait fréquemment (</w:t>
+      </w:r>
+      <w:hyperlink r:id="rId81">
+        <w:r>
+          <w:rPr>
+            <w:lang w:val="fr_FR" w:bidi="fr_FR"/>
+          </w:rPr>
+          <w:rPr>
+            <w:color w:val="0000EE"/>
+            <w:u w:val="single"/>
+          </w:rPr>
+          <w:t>Ac 19.21</w:t>
         </w:r>
       </w:hyperlink>
       <w:r>
@@ -2502,16 +2598,87 @@
         </w:rPr>
         <w:t xml:space="preserve"> ; </w:t>
       </w:r>
-      <w:hyperlink r:id="rId75">
-        <w:r>
-          <w:rPr>
-            <w:lang w:val="fr_FR" w:bidi="fr_FR"/>
-          </w:rPr>
-          <w:rPr>
-            <w:color w:val="0000EE"/>
-            <w:u w:val="single"/>
-          </w:rPr>
-          <w:t>12.2–3</w:t>
+      <w:hyperlink r:id="rId82">
+        <w:r>
+          <w:rPr>
+            <w:lang w:val="fr_FR" w:bidi="fr_FR"/>
+          </w:rPr>
+          <w:rPr>
+            <w:color w:val="0000EE"/>
+            <w:u w:val="single"/>
+          </w:rPr>
+          <w:t>Rm 1.13–15</w:t>
+        </w:r>
+      </w:hyperlink>
+      <w:r>
+        <w:rPr>
+          <w:lang w:val="fr_FR" w:bidi="fr_FR"/>
+        </w:rPr>
+        <w:t xml:space="preserve">). Il y demeura pendant deux ans, vivant dans une maison surveillée par des soldats romains en attendant son premier procès devant Néron, tout en « </w:t>
+      </w:r>
+      <w:r>
+        <w:rPr>
+          <w:lang w:val="fr_FR" w:bidi="fr_FR"/>
+        </w:rPr>
+        <w:t xml:space="preserve">prêchant le royaume de Dieu et enseignant ce qui concerne le Seigneur Jésus-Christ, en toute liberté et sans obstacle » </w:t>
+      </w:r>
+      <w:r>
+        <w:rPr>
+          <w:lang w:val="fr_FR" w:bidi="fr_FR"/>
+        </w:rPr>
+        <w:t>(</w:t>
+      </w:r>
+      <w:hyperlink r:id="rId83">
+        <w:r>
+          <w:rPr>
+            <w:lang w:val="fr_FR" w:bidi="fr_FR"/>
+          </w:rPr>
+          <w:rPr>
+            <w:color w:val="0000EE"/>
+            <w:u w:val="single"/>
+          </w:rPr>
+          <w:t>Ac 28.30–31</w:t>
+        </w:r>
+      </w:hyperlink>
+      <w:r>
+        <w:rPr>
+          <w:lang w:val="fr_FR" w:bidi="fr_FR"/>
+        </w:rPr>
+        <w:t>).</w:t>
+      </w:r>
+    </w:p>
+    <w:p>
+      <w:pPr/>
+      <w:r>
+        <w:rPr>
+          <w:lang w:val="fr_FR" w:bidi="fr_FR"/>
+        </w:rPr>
+      </w:r>
+      <w:r>
+        <w:rPr>
+          <w:u w:val="single"/>
+          <w:lang w:val="fr_FR" w:bidi="fr_FR"/>
+        </w:rPr>
+        <w:t>Passages pour une étude approfondie</w:t>
+      </w:r>
+    </w:p>
+    <w:p>
+      <w:pPr/>
+      <w:r>
+        <w:rPr>
+          <w:lang w:val="fr_FR" w:bidi="fr_FR"/>
+        </w:rPr>
+      </w:r>
+      <w:hyperlink r:id="rId84">
+        <w:r>
+          <w:rPr>
+            <w:lang w:val="fr_FR" w:bidi="fr_FR"/>
+          </w:rPr>
+          <w:rPr>
+            <w:color w:val="0000EE"/>
+            <w:u w:val="single"/>
+          </w:rPr>
+          <w:t>Ac 28.15–31</w:t>
         </w:r>
       </w:hyperlink>
       <w:r>
@@ -2520,16 +2687,16 @@
         </w:rPr>
         <w:t xml:space="preserve"> ; </w:t>
       </w:r>
-      <w:hyperlink r:id="rId76">
-        <w:r>
-          <w:rPr>
-            <w:lang w:val="fr_FR" w:bidi="fr_FR"/>
-          </w:rPr>
-          <w:rPr>
-            <w:color w:val="0000EE"/>
-            <w:u w:val="single"/>
-          </w:rPr>
-          <w:t>2S 7.16</w:t>
+      <w:hyperlink r:id="rId82">
+        <w:r>
+          <w:rPr>
+            <w:lang w:val="fr_FR" w:bidi="fr_FR"/>
+          </w:rPr>
+          <w:rPr>
+            <w:color w:val="0000EE"/>
+            <w:u w:val="single"/>
+          </w:rPr>
+          <w:t>Rm 1.13–15</w:t>
         </w:r>
       </w:hyperlink>
       <w:r>
@@ -2538,173 +2705,6 @@
         </w:rPr>
         <w:t xml:space="preserve"> ; </w:t>
       </w:r>
-      <w:hyperlink r:id="rId77">
-        <w:r>
-          <w:rPr>
-            <w:lang w:val="fr_FR" w:bidi="fr_FR"/>
-          </w:rPr>
-          <w:rPr>
-            <w:color w:val="0000EE"/>
-            <w:u w:val="single"/>
-          </w:rPr>
-          <w:t>Mt 1.1</w:t>
-        </w:r>
-      </w:hyperlink>
-      <w:r>
-        <w:rPr>
-          <w:lang w:val="fr_FR" w:bidi="fr_FR"/>
-        </w:rPr>
-        <w:t>).</w:t>
-      </w:r>
-    </w:p>
-    <w:p>
-      <w:pPr/>
-      <w:r>
-        <w:rPr>
-          <w:lang w:val="fr_FR" w:bidi="fr_FR"/>
-        </w:rPr>
-      </w:r>
-      <w:r>
-        <w:rPr>
-          <w:u w:val="single"/>
-          <w:lang w:val="fr_FR" w:bidi="fr_FR"/>
-        </w:rPr>
-        <w:t>Passages pour une étude approfondie</w:t>
-      </w:r>
-    </w:p>
-    <w:p>
-      <w:pPr/>
-      <w:r>
-        <w:rPr>
-          <w:lang w:val="fr_FR" w:bidi="fr_FR"/>
-        </w:rPr>
-      </w:r>
-      <w:hyperlink r:id="rId78">
-        <w:r>
-          <w:rPr>
-            <w:lang w:val="fr_FR" w:bidi="fr_FR"/>
-          </w:rPr>
-          <w:rPr>
-            <w:color w:val="0000EE"/>
-            <w:u w:val="single"/>
-          </w:rPr>
-          <w:t>Gn 29.14–35</w:t>
-        </w:r>
-      </w:hyperlink>
-      <w:r>
-        <w:rPr>
-          <w:lang w:val="fr_FR" w:bidi="fr_FR"/>
-        </w:rPr>
-        <w:t xml:space="preserve"> ; </w:t>
-      </w:r>
-      <w:hyperlink r:id="rId79">
-        <w:r>
-          <w:rPr>
-            <w:lang w:val="fr_FR" w:bidi="fr_FR"/>
-          </w:rPr>
-          <w:rPr>
-            <w:color w:val="0000EE"/>
-            <w:u w:val="single"/>
-          </w:rPr>
-          <w:t>30.9–21</w:t>
-        </w:r>
-      </w:hyperlink>
-      <w:r>
-        <w:rPr>
-          <w:lang w:val="fr_FR" w:bidi="fr_FR"/>
-        </w:rPr>
-        <w:t xml:space="preserve"> ; </w:t>
-      </w:r>
-      <w:hyperlink r:id="rId80">
-        <w:r>
-          <w:rPr>
-            <w:lang w:val="fr_FR" w:bidi="fr_FR"/>
-          </w:rPr>
-          <w:rPr>
-            <w:color w:val="0000EE"/>
-            <w:u w:val="single"/>
-          </w:rPr>
-          <w:t>31.4–16</w:t>
-        </w:r>
-      </w:hyperlink>
-      <w:r>
-        <w:rPr>
-          <w:lang w:val="fr_FR" w:bidi="fr_FR"/>
-        </w:rPr>
-        <w:t xml:space="preserve"> ; </w:t>
-      </w:r>
-      <w:hyperlink r:id="rId81">
-        <w:r>
-          <w:rPr>
-            <w:lang w:val="fr_FR" w:bidi="fr_FR"/>
-          </w:rPr>
-          <w:rPr>
-            <w:color w:val="0000EE"/>
-            <w:u w:val="single"/>
-          </w:rPr>
-          <w:t>33.1–7</w:t>
-        </w:r>
-      </w:hyperlink>
-      <w:r>
-        <w:rPr>
-          <w:lang w:val="fr_FR" w:bidi="fr_FR"/>
-        </w:rPr>
-        <w:t xml:space="preserve"> ; </w:t>
-      </w:r>
-      <w:hyperlink r:id="rId82">
-        <w:r>
-          <w:rPr>
-            <w:lang w:val="fr_FR" w:bidi="fr_FR"/>
-          </w:rPr>
-          <w:rPr>
-            <w:color w:val="0000EE"/>
-            <w:u w:val="single"/>
-          </w:rPr>
-          <w:t>34.1</w:t>
-        </w:r>
-      </w:hyperlink>
-      <w:r>
-        <w:rPr>
-          <w:lang w:val="fr_FR" w:bidi="fr_FR"/>
-        </w:rPr>
-        <w:t xml:space="preserve"> ; </w:t>
-      </w:r>
-      <w:hyperlink r:id="rId83">
-        <w:r>
-          <w:rPr>
-            <w:lang w:val="fr_FR" w:bidi="fr_FR"/>
-          </w:rPr>
-          <w:rPr>
-            <w:color w:val="0000EE"/>
-            <w:u w:val="single"/>
-          </w:rPr>
-          <w:t>46.8–15</w:t>
-        </w:r>
-      </w:hyperlink>
-      <w:r>
-        <w:rPr>
-          <w:lang w:val="fr_FR" w:bidi="fr_FR"/>
-        </w:rPr>
-        <w:t xml:space="preserve"> ; </w:t>
-      </w:r>
-      <w:hyperlink r:id="rId84">
-        <w:r>
-          <w:rPr>
-            <w:lang w:val="fr_FR" w:bidi="fr_FR"/>
-          </w:rPr>
-          <w:rPr>
-            <w:color w:val="0000EE"/>
-            <w:u w:val="single"/>
-          </w:rPr>
-          <w:t>49.31</w:t>
-        </w:r>
-      </w:hyperlink>
-      <w:r>
-        <w:rPr>
-          <w:lang w:val="fr_FR" w:bidi="fr_FR"/>
-        </w:rPr>
-        <w:t xml:space="preserve"> ; </w:t>
-      </w:r>
       <w:hyperlink r:id="rId85">
         <w:r>
           <w:rPr>
@@ -2714,7 +2714,7 @@
             <w:color w:val="0000EE"/>
             <w:u w:val="single"/>
           </w:rPr>
-          <w:t>Rt 4.11</w:t>
+          <w:t>16.1–16</w:t>
         </w:r>
       </w:hyperlink>
       <w:r>
@@ -6899,7 +6899,7 @@
         </w:rPr>
         <w:t>). Le livre se termine avec Paul toujours en résidence surveillée à Rome (</w:t>
       </w:r>
-      <w:hyperlink r:id="rId21">
+      <w:hyperlink r:id="rId83">
         <w:r>
           <w:rPr>
             <w:lang w:val="fr_FR" w:bidi="fr_FR"/>
